--- a/Bayview_Pharmacy_Tutorial.docx
+++ b/Bayview_Pharmacy_Tutorial.docx
@@ -32,7 +32,7 @@
         <w:jc w:val="center"/>
       </w:pPr>
       <w:r>
-        <w:t>May 2026</w:t>
+        <w:t>May 2026 • Complete Edition with Architecture &amp; Deployment</w:t>
       </w:r>
     </w:p>
     <w:p/>
@@ -57,7 +57,7 @@
         <w:pStyle w:val="ListBullet"/>
       </w:pPr>
       <w:r>
-        <w:t>2. The Problem: Why This Project Exists</w:t>
+        <w:t>2. The Problem &amp; Solution</w:t>
       </w:r>
     </w:p>
     <w:p>
@@ -65,7 +65,7 @@
         <w:pStyle w:val="ListBullet"/>
       </w:pPr>
       <w:r>
-        <w:t>3. The Solution: How Bayview Pharmacy Works</w:t>
+        <w:t>3. Project Structure &amp; File Tree</w:t>
       </w:r>
     </w:p>
     <w:p>
@@ -73,7 +73,7 @@
         <w:pStyle w:val="ListBullet"/>
       </w:pPr>
       <w:r>
-        <w:t>4. Architecture Overview</w:t>
+        <w:t>4. Frontend Architecture (demo_client)</w:t>
       </w:r>
     </w:p>
     <w:p>
@@ -81,7 +81,7 @@
         <w:pStyle w:val="ListBullet"/>
       </w:pPr>
       <w:r>
-        <w:t>5. Deep Dive: The Code Structure</w:t>
+        <w:t>5. Backend Architecture (server)</w:t>
       </w:r>
     </w:p>
     <w:p>
@@ -89,7 +89,7 @@
         <w:pStyle w:val="ListBullet"/>
       </w:pPr>
       <w:r>
-        <w:t>6. Understanding the Pipeline</w:t>
+        <w:t>6. How Frontend and Backend Communicate</w:t>
       </w:r>
     </w:p>
     <w:p>
@@ -97,7 +97,7 @@
         <w:pStyle w:val="ListBullet"/>
       </w:pPr>
       <w:r>
-        <w:t>7. The Tools System</w:t>
+        <w:t>7. Pipeline &amp; Services Deep Dive</w:t>
       </w:r>
     </w:p>
     <w:p>
@@ -105,7 +105,7 @@
         <w:pStyle w:val="ListBullet"/>
       </w:pPr>
       <w:r>
-        <w:t>8. The Self-Healing Loop (Cekura)</w:t>
+        <w:t>8. The Tools System &amp; Verification</w:t>
       </w:r>
     </w:p>
     <w:p>
@@ -113,7 +113,7 @@
         <w:pStyle w:val="ListBullet"/>
       </w:pPr>
       <w:r>
-        <w:t>9. Running the Agent</w:t>
+        <w:t>9. Self-Healing Loop (Cekura)</w:t>
       </w:r>
     </w:p>
     <w:p>
@@ -121,7 +121,31 @@
         <w:pStyle w:val="ListBullet"/>
       </w:pPr>
       <w:r>
-        <w:t>10. Extending the Project</w:t>
+        <w:t>10. Running Locally</w:t>
+      </w:r>
+    </w:p>
+    <w:p>
+      <w:pPr>
+        <w:pStyle w:val="ListBullet"/>
+      </w:pPr>
+      <w:r>
+        <w:t>11. Docker &amp; Containerization</w:t>
+      </w:r>
+    </w:p>
+    <w:p>
+      <w:pPr>
+        <w:pStyle w:val="ListBullet"/>
+      </w:pPr>
+      <w:r>
+        <w:t>12. Deploying to Production</w:t>
+      </w:r>
+    </w:p>
+    <w:p>
+      <w:pPr>
+        <w:pStyle w:val="ListBullet"/>
+      </w:pPr>
+      <w:r>
+        <w:t>13. Extending the Project</w:t>
       </w:r>
     </w:p>
     <w:p>
@@ -147,12 +171,12 @@
     </w:p>
     <w:p>
       <w:r>
-        <w:t>Bayview Pharmacy is a voice-controlled AI agent that helps patients refill their prescriptions and check medication status. Instead of calling a pharmacy and waiting on hold, patients can have a conversation with an AI assistant that understands their needs, verifies their identity, and processes refill requests in real-time.</w:t>
-      </w:r>
-    </w:p>
-    <w:p>
-      <w:r>
-        <w:t>Think of it like this: imagine calling your pharmacy, but instead of waiting 5-10 minutes on hold to talk to a busy pharmacist, you immediately talk to an intelligent AI assistant that:</w:t>
+        <w:t>Bayview Pharmacy is an AI voice agent that helps patients refill prescriptions and check medication status. It combines speech recognition, AI language understanding, natural speech generation, and optional video with an AI avatar to create an accessible, human-like pharmacy experience available 24/7.</w:t>
+      </w:r>
+    </w:p>
+    <w:p>
+      <w:r>
+        <w:t>Instead of calling a busy pharmacy and waiting on hold, patients can:</w:t>
       </w:r>
     </w:p>
     <w:p>
@@ -160,7 +184,7 @@
         <w:pStyle w:val="ListBullet"/>
       </w:pPr>
       <w:r>
-        <w:t>Listens to your request using speech-to-text (STT)</w:t>
+        <w:t>Call a phone number or open a web app</w:t>
       </w:r>
     </w:p>
     <w:p>
@@ -168,7 +192,7 @@
         <w:pStyle w:val="ListBullet"/>
       </w:pPr>
       <w:r>
-        <w:t>Understands what you want using an advanced language model (LLM)</w:t>
+        <w:t>Speak naturally in English or Spanish</w:t>
       </w:r>
     </w:p>
     <w:p>
@@ -176,7 +200,7 @@
         <w:pStyle w:val="ListBullet"/>
       </w:pPr>
       <w:r>
-        <w:t>Checks your prescription records securely</w:t>
+        <w:t>See an AI avatar if using video</w:t>
       </w:r>
     </w:p>
     <w:p>
@@ -184,7 +208,15 @@
         <w:pStyle w:val="ListBullet"/>
       </w:pPr>
       <w:r>
-        <w:t>Processes your refill or provides information</w:t>
+        <w:t>Verify identity and manage prescriptions in minutes</w:t>
+      </w:r>
+    </w:p>
+    <w:p>
+      <w:pPr>
+        <w:pStyle w:val="Heading2"/>
+      </w:pPr>
+      <w:r>
+        <w:t>Key Capabilities</w:t>
       </w:r>
     </w:p>
     <w:p>
@@ -192,7 +224,52 @@
         <w:pStyle w:val="ListBullet"/>
       </w:pPr>
       <w:r>
-        <w:t>Speaks back to you with natural-sounding speech synthesis (TTS)</w:t>
+        <w:t>🎥 Video with AI Avatar: Google Meet-style UI with gesture recognition</w:t>
+      </w:r>
+    </w:p>
+    <w:p>
+      <w:pPr>
+        <w:pStyle w:val="ListBullet"/>
+      </w:pPr>
+      <w:r>
+        <w:t>🗣️ Multilingual: Automatic English/Spanish detection and switching</w:t>
+      </w:r>
+    </w:p>
+    <w:p>
+      <w:pPr>
+        <w:pStyle w:val="ListBullet"/>
+      </w:pPr>
+      <w:r>
+        <w:t>🔐 Secure: Identity verification ENFORCED in code before any data access</w:t>
+      </w:r>
+    </w:p>
+    <w:p>
+      <w:pPr>
+        <w:pStyle w:val="ListBullet"/>
+      </w:pPr>
+      <w:r>
+        <w:t>📱 Multi-transport: Phone (Twilio), WebRTC (web/local), Pipecat Cloud</w:t>
+      </w:r>
+    </w:p>
+    <w:p>
+      <w:pPr>
+        <w:pStyle w:val="ListBullet"/>
+      </w:pPr>
+      <w:r>
+        <w:t>🤖 Self-improving: Cekura evaluation loop finds and fixes failures automatically</w:t>
+      </w:r>
+    </w:p>
+    <w:p>
+      <w:r>
+        <w:br w:type="page"/>
+      </w:r>
+    </w:p>
+    <w:p>
+      <w:pPr>
+        <w:pStyle w:val="Heading1"/>
+      </w:pPr>
+      <w:r>
+        <w:t>2. The Problem &amp; Solution</w:t>
       </w:r>
     </w:p>
     <w:p>
@@ -200,7 +277,12 @@
         <w:pStyle w:val="Heading2"/>
       </w:pPr>
       <w:r>
-        <w:t>Key Features</w:t>
+        <w:t>The Real Problem</w:t>
+      </w:r>
+    </w:p>
+    <w:p>
+      <w:r>
+        <w:t>Prescription refill calls are a bottleneck. Patients struggle with:</w:t>
       </w:r>
     </w:p>
     <w:p>
@@ -208,7 +290,7 @@
         <w:pStyle w:val="ListBullet"/>
       </w:pPr>
       <w:r>
-        <w:t>🎥 Video Support: Calls include a visible AI avatar so users can see the agent they're talking to.</w:t>
+        <w:t>Long hold times (5-10+ minutes)</w:t>
       </w:r>
     </w:p>
     <w:p>
@@ -216,7 +298,7 @@
         <w:pStyle w:val="ListBullet"/>
       </w:pPr>
       <w:r>
-        <w:t>🗣️ Multilingual: English and Spanish support with automatic language detection.</w:t>
+        <w:t>Repeating sensitive info multiple times</w:t>
       </w:r>
     </w:p>
     <w:p>
@@ -224,7 +306,7 @@
         <w:pStyle w:val="ListBullet"/>
       </w:pPr>
       <w:r>
-        <w:t>🔐 Secure: Verifies identity before revealing any prescription information.</w:t>
+        <w:t>Accessibility barriers (hearing loss, speech disabilities, non-English speakers)</w:t>
       </w:r>
     </w:p>
     <w:p>
@@ -232,7 +314,7 @@
         <w:pStyle w:val="ListBullet"/>
       </w:pPr>
       <w:r>
-        <w:t>🚀 Always Improving: Uses Cekura to evaluate performance and automatically fix issues.</w:t>
+        <w:t>No 24/7 availability</w:t>
       </w:r>
     </w:p>
     <w:p>
@@ -240,7 +322,60 @@
         <w:pStyle w:val="ListBullet"/>
       </w:pPr>
       <w:r>
-        <w:t>📱 Works Everywhere: Phone calls (Twilio), video web calls (WebRTC), and local testing.</w:t>
+        <w:t>Difficulty understanding medication instructions over audio alone</w:t>
+      </w:r>
+    </w:p>
+    <w:p>
+      <w:pPr>
+        <w:pStyle w:val="Heading2"/>
+      </w:pPr>
+      <w:r>
+        <w:t>Bayview's Solution</w:t>
+      </w:r>
+    </w:p>
+    <w:p>
+      <w:r>
+        <w:t>An AI agent that:</w:t>
+      </w:r>
+    </w:p>
+    <w:p>
+      <w:pPr>
+        <w:pStyle w:val="ListBullet"/>
+      </w:pPr>
+      <w:r>
+        <w:t>Answers immediately (no hold time)</w:t>
+      </w:r>
+    </w:p>
+    <w:p>
+      <w:pPr>
+        <w:pStyle w:val="ListBullet"/>
+      </w:pPr>
+      <w:r>
+        <w:t>Supports video so patients can see lip movement and facial expressions</w:t>
+      </w:r>
+    </w:p>
+    <w:p>
+      <w:pPr>
+        <w:pStyle w:val="ListBullet"/>
+      </w:pPr>
+      <w:r>
+        <w:t>Handles multilingual requests automatically</w:t>
+      </w:r>
+    </w:p>
+    <w:p>
+      <w:pPr>
+        <w:pStyle w:val="ListBullet"/>
+      </w:pPr>
+      <w:r>
+        <w:t>Uses gesture recognition to improve accessibility</w:t>
+      </w:r>
+    </w:p>
+    <w:p>
+      <w:pPr>
+        <w:pStyle w:val="ListBullet"/>
+      </w:pPr>
+      <w:r>
+        <w:t>Available 24/7, reducing pharmacy staff workload</w:t>
       </w:r>
     </w:p>
     <w:p>
@@ -253,7 +388,7 @@
         <w:pStyle w:val="Heading1"/>
       </w:pPr>
       <w:r>
-        <w:t>2. The Problem: Why This Project Exists</w:t>
+        <w:t>3. Project Structure &amp; File Tree</w:t>
       </w:r>
     </w:p>
     <w:p>
@@ -261,12 +396,106 @@
         <w:pStyle w:val="Heading2"/>
       </w:pPr>
       <w:r>
-        <w:t>The Challenge of Prescription Management</w:t>
-      </w:r>
-    </w:p>
-    <w:p>
-      <w:r>
-        <w:t>Millions of people struggle with prescription refills. Here's why it's a real problem:</w:t>
+        <w:t>Complete Project Layout</w:t>
+      </w:r>
+    </w:p>
+    <w:p>
+      <w:r>
+        <w:rPr>
+          <w:rFonts w:ascii="Courier New" w:hAnsi="Courier New"/>
+          <w:sz w:val="18"/>
+        </w:rPr>
+        <w:t>yc-voice-agents/</w:t>
+        <w:br/>
+        <w:t>│</w:t>
+        <w:br/>
+        <w:t>├─ server/                          # Backend: The AI agent &amp; services</w:t>
+        <w:br/>
+        <w:t>│  ├─ bot-nemotron.py               # PRIMARY: Nemotron LLM + NVIDIA STT + Gradium TTS</w:t>
+        <w:br/>
+        <w:t>│  ├─ bot-gpt.py                    # FALLBACK: OpenAI GPT-4 + Gradium STT/TTS</w:t>
+        <w:br/>
+        <w:t>│  ├─ mock_backend.py               # Patient data (in-memory dict, replace with DB)</w:t>
+        <w:br/>
+        <w:t>│  ├─ nemotron_llm.py               # NVIDIA Nemotron LLM service wrapper</w:t>
+        <w:br/>
+        <w:t>│  ├─ nvidia_stt.py                 # Custom NVIDIA Parakeet speech-to-text</w:t>
+        <w:br/>
+        <w:t>│  ├─ stt_provider.py               # STT service factory (chooses Gradium or NVIDIA)</w:t>
+        <w:br/>
+        <w:t>│  ├─ language_router.py            # Detects English/Spanish from speech + gestures</w:t>
+        <w:br/>
+        <w:t>│  ├─ video_avatar.py               # AI avatar rendering for video calls</w:t>
+        <w:br/>
+        <w:t>│  │</w:t>
+        <w:br/>
+        <w:t>│  ├─ demo_client/                  # Frontend: Browser UI &amp; WebRTC client</w:t>
+        <w:br/>
+        <w:t>│  │  ├─ index.html                 # Pre-join + in-call UI (Google Meet style)</w:t>
+        <w:br/>
+        <w:t>│  │  ├─ app.js                     # Main logic: WebRTC, RTVI, MediaPipe</w:t>
+        <w:br/>
+        <w:t>│  │  ├─ styles.css                 # UI styling (light/dark mode, responsive)</w:t>
+        <w:br/>
+        <w:t>│  │</w:t>
+        <w:br/>
+        <w:t>│  ├─ Dockerfile                    # Container config (builds to Pipecat Cloud)</w:t>
+        <w:br/>
+        <w:t>│  ├─ pyproject.toml                # Python dependencies (uv)</w:t>
+        <w:br/>
+        <w:t>│  ├─ pcc-deploy.toml               # Pipecat Cloud deployment config</w:t>
+        <w:br/>
+        <w:t>│</w:t>
+        <w:br/>
+        <w:t>├─ harness/                         # Self-improvement: Cekura → GPT → redeploy</w:t>
+        <w:br/>
+        <w:t>│  ├─ self_heal.py                  # Asks GPT to fix failed scenarios</w:t>
+        <w:br/>
+        <w:t>│  ├─ webhook_server.py             # Listens for Cekura failures</w:t>
+        <w:br/>
+        <w:t>│  ├─ generate_dashboard.py         # Creates KPI dashboard from Cekura data</w:t>
+        <w:br/>
+        <w:t>│  ├─ serve_dashboard.py            # Runs dashboard server with live refresh</w:t>
+        <w:br/>
+        <w:t>│  ├─ examples/</w:t>
+        <w:br/>
+        <w:t>│  │  └─ bayview_cekura_report_sample.json  # Sample Cekura eval results</w:t>
+        <w:br/>
+        <w:t>│  ├─ tests/</w:t>
+        <w:br/>
+        <w:t>│  │  ├─ test_self_heal.py</w:t>
+        <w:br/>
+        <w:t>│  │  └─ test_webhook_server.py</w:t>
+        <w:br/>
+        <w:t>│</w:t>
+        <w:br/>
+        <w:t>├─ docs/                            # Design docs &amp; specifications</w:t>
+        <w:br/>
+        <w:t>│  └─ superpowers/</w:t>
+        <w:br/>
+        <w:t>│     ├─ specs/</w:t>
+        <w:br/>
+        <w:t>│     │  └─ 2026-05-30-self-healing-infra-design.md</w:t>
+        <w:br/>
+        <w:t>│     └─ plans/</w:t>
+        <w:br/>
+        <w:t>│        └─ 2026-05-30-self-healing-infra.md</w:t>
+        <w:br/>
+        <w:t>│</w:t>
+        <w:br/>
+        <w:t>├─ README.md                        # Main project README</w:t>
+        <w:br/>
+        <w:t>├─ CLAUDE.md                        # Hackathon runbook with gotchas &amp; conventions</w:t>
+        <w:br/>
+        <w:t>├─ CEKURA_RUNBOOK.md               # Cekura evaluation guide</w:t>
+      </w:r>
+    </w:p>
+    <w:p>
+      <w:pPr>
+        <w:pStyle w:val="Heading2"/>
+      </w:pPr>
+      <w:r>
+        <w:t>What Each Directory Does</w:t>
       </w:r>
     </w:p>
     <w:p>
@@ -274,7 +503,85 @@
         <w:pStyle w:val="Heading3"/>
       </w:pPr>
       <w:r>
-        <w:t>Pain Points for Patients:</w:t>
+        <w:t>server/</w:t>
+      </w:r>
+    </w:p>
+    <w:p>
+      <w:r>
+        <w:t>The backend agent and web UI. Everything runs from here during development. Python + Pipecat.</w:t>
+      </w:r>
+    </w:p>
+    <w:p>
+      <w:pPr>
+        <w:pStyle w:val="Heading3"/>
+      </w:pPr>
+      <w:r>
+        <w:t>server/demo_client/</w:t>
+      </w:r>
+    </w:p>
+    <w:p>
+      <w:r>
+        <w:t>Browser UI (HTML/CSS/JS). This is what callers see on their screen—camera preview, call controls, transcript.</w:t>
+      </w:r>
+    </w:p>
+    <w:p>
+      <w:pPr>
+        <w:pStyle w:val="Heading3"/>
+      </w:pPr>
+      <w:r>
+        <w:t>harness/</w:t>
+      </w:r>
+    </w:p>
+    <w:p>
+      <w:r>
+        <w:t>Automated evaluation and fixing. Listens to Cekura, proposes fixes via GPT, redeploys if tests improve.</w:t>
+      </w:r>
+    </w:p>
+    <w:p>
+      <w:pPr>
+        <w:pStyle w:val="Heading3"/>
+      </w:pPr>
+      <w:r>
+        <w:t>docs/</w:t>
+      </w:r>
+    </w:p>
+    <w:p>
+      <w:r>
+        <w:t>Design documents. Explains the architecture decisions and self-healing infrastructure.</w:t>
+      </w:r>
+    </w:p>
+    <w:p>
+      <w:r>
+        <w:br w:type="page"/>
+      </w:r>
+    </w:p>
+    <w:p>
+      <w:pPr>
+        <w:pStyle w:val="Heading1"/>
+      </w:pPr>
+      <w:r>
+        <w:t>4. Frontend Architecture (demo_client)</w:t>
+      </w:r>
+    </w:p>
+    <w:p>
+      <w:pPr>
+        <w:pStyle w:val="Heading2"/>
+      </w:pPr>
+      <w:r>
+        <w:t>What is the Frontend?</w:t>
+      </w:r>
+    </w:p>
+    <w:p>
+      <w:r>
+        <w:t>The frontend is a single-page web application (SPA) that runs in the browser. It's a Google Meet-style UI where patients can join a call with the pharmacy bot, see a camera preview, adjust microphone/camera, and interact in real-time.</w:t>
+      </w:r>
+    </w:p>
+    <w:p>
+      <w:pPr>
+        <w:pStyle w:val="Heading2"/>
+      </w:pPr>
+      <w:r>
+        <w:t>Frontend Tech Stack</w:t>
       </w:r>
     </w:p>
     <w:p>
@@ -282,7 +589,7 @@
         <w:pStyle w:val="ListBullet"/>
       </w:pPr>
       <w:r>
-        <w:t>Long wait times on hold listening to hold music</w:t>
+        <w:t>HTML / CSS / JavaScript (no React/Vue—vanilla for simplicity)</w:t>
       </w:r>
     </w:p>
     <w:p>
@@ -290,7 +597,7 @@
         <w:pStyle w:val="ListBullet"/>
       </w:pPr>
       <w:r>
-        <w:t>Repeating sensitive information (name, date of birth) multiple times</w:t>
+        <w:t>WebRTC (peer-to-peer audio/video between browser and backend)</w:t>
       </w:r>
     </w:p>
     <w:p>
@@ -298,7 +605,7 @@
         <w:pStyle w:val="ListBullet"/>
       </w:pPr>
       <w:r>
-        <w:t>Difficulty understanding medication instructions over phone calls</w:t>
+        <w:t>RTVI (Real Time Voice Interaction protocol—custom Pipecat protocol)</w:t>
       </w:r>
     </w:p>
     <w:p>
@@ -306,7 +613,219 @@
         <w:pStyle w:val="ListBullet"/>
       </w:pPr>
       <w:r>
-        <w:t>Accessibility issues for elderly patients, people with hearing loss, or speech difficulties</w:t>
+        <w:t>MediaPipe Tasks Vision (gesture + object detection for accessibility)</w:t>
+      </w:r>
+    </w:p>
+    <w:p>
+      <w:pPr>
+        <w:pStyle w:val="Heading2"/>
+      </w:pPr>
+      <w:r>
+        <w:t>Key Files</w:t>
+      </w:r>
+    </w:p>
+    <w:p>
+      <w:pPr>
+        <w:pStyle w:val="Heading3"/>
+      </w:pPr>
+      <w:r>
+        <w:t>index.html</w:t>
+      </w:r>
+    </w:p>
+    <w:p>
+      <w:r>
+        <w:t>Defines the UI structure: pre-join screen (camera check, device selection), in-call screen (video tiles, transcript, controls).</w:t>
+      </w:r>
+    </w:p>
+    <w:p>
+      <w:pPr>
+        <w:pStyle w:val="Heading3"/>
+      </w:pPr>
+      <w:r>
+        <w:t>app.js (~1500 lines)</w:t>
+      </w:r>
+    </w:p>
+    <w:p>
+      <w:r>
+        <w:t>The main logic: WebRTC connection setup, RTVI protocol handling, audio level metering, MediaPipe vision integration.</w:t>
+      </w:r>
+    </w:p>
+    <w:p>
+      <w:pPr>
+        <w:pStyle w:val="Heading3"/>
+      </w:pPr>
+      <w:r>
+        <w:t>styles.css</w:t>
+      </w:r>
+    </w:p>
+    <w:p>
+      <w:r>
+        <w:t>Responsive styling for mobile/tablet/desktop. Light/dark theme. Google Material Design color scheme.</w:t>
+      </w:r>
+    </w:p>
+    <w:p>
+      <w:pPr>
+        <w:pStyle w:val="Heading2"/>
+      </w:pPr>
+      <w:r>
+        <w:t>User Journey (Frontend Flow)</w:t>
+      </w:r>
+    </w:p>
+    <w:p>
+      <w:pPr>
+        <w:pStyle w:val="ListNumber"/>
+      </w:pPr>
+      <w:r>
+        <w:t>1. User opens pharmacy.example.com</w:t>
+      </w:r>
+    </w:p>
+    <w:p>
+      <w:pPr>
+        <w:pStyle w:val="ListBullet2"/>
+      </w:pPr>
+      <w:r>
+        <w:t>Browser loads index.html + app.js + styles.css</w:t>
+      </w:r>
+    </w:p>
+    <w:p>
+      <w:pPr>
+        <w:pStyle w:val="ListNumber"/>
+      </w:pPr>
+      <w:r>
+        <w:t>2. Pre-join screen appears</w:t>
+      </w:r>
+    </w:p>
+    <w:p>
+      <w:pPr>
+        <w:pStyle w:val="ListBullet2"/>
+      </w:pPr>
+      <w:r>
+        <w:t>User sees camera preview, selects microphone/camera/speaker, can test audio levels (level meter shown)</w:t>
+      </w:r>
+    </w:p>
+    <w:p>
+      <w:pPr>
+        <w:pStyle w:val="ListNumber"/>
+      </w:pPr>
+      <w:r>
+        <w:t>3. User clicks "Connect"</w:t>
+      </w:r>
+    </w:p>
+    <w:p>
+      <w:pPr>
+        <w:pStyle w:val="ListBullet2"/>
+      </w:pPr>
+      <w:r>
+        <w:t>app.js initiates WebRTC negotiation with backend server (SmallWebRTC transport)</w:t>
+      </w:r>
+    </w:p>
+    <w:p>
+      <w:pPr>
+        <w:pStyle w:val="ListNumber"/>
+      </w:pPr>
+      <w:r>
+        <w:t>4. Call connects</w:t>
+      </w:r>
+    </w:p>
+    <w:p>
+      <w:pPr>
+        <w:pStyle w:val="ListBullet2"/>
+      </w:pPr>
+      <w:r>
+        <w:t>MediaPipe starts analyzing camera for gestures + objects (cup/bottle for "show me") in background</w:t>
+      </w:r>
+    </w:p>
+    <w:p>
+      <w:pPr>
+        <w:pStyle w:val="ListNumber"/>
+      </w:pPr>
+      <w:r>
+        <w:t>5. In-call UI appears</w:t>
+      </w:r>
+    </w:p>
+    <w:p>
+      <w:pPr>
+        <w:pStyle w:val="ListBullet2"/>
+      </w:pPr>
+      <w:r>
+        <w:t>User sees their video, agent video (if video avatar enabled), live transcript, mute/camera buttons</w:t>
+      </w:r>
+    </w:p>
+    <w:p>
+      <w:pPr>
+        <w:pStyle w:val="ListNumber"/>
+      </w:pPr>
+      <w:r>
+        <w:t>6. Agent speaks</w:t>
+      </w:r>
+    </w:p>
+    <w:p>
+      <w:pPr>
+        <w:pStyle w:val="ListBullet2"/>
+      </w:pPr>
+      <w:r>
+        <w:t>Audio frames come from backend, displayed as live captions (STT transcript), user can hear TTS audio</w:t>
+      </w:r>
+    </w:p>
+    <w:p>
+      <w:pPr>
+        <w:pStyle w:val="ListNumber"/>
+      </w:pPr>
+      <w:r>
+        <w:t>7. User speaks</w:t>
+      </w:r>
+    </w:p>
+    <w:p>
+      <w:pPr>
+        <w:pStyle w:val="ListBullet2"/>
+      </w:pPr>
+      <w:r>
+        <w:t>Browser captures audio, sends to backend via WebRTC data channel + audio track</w:t>
+      </w:r>
+    </w:p>
+    <w:p>
+      <w:pPr>
+        <w:pStyle w:val="ListNumber"/>
+      </w:pPr>
+      <w:r>
+        <w:t>8. Gesture detected</w:t>
+      </w:r>
+    </w:p>
+    <w:p>
+      <w:pPr>
+        <w:pStyle w:val="ListBullet2"/>
+      </w:pPr>
+      <w:r>
+        <w:t>e.g., user points up (English) or shows victory sign (Spanish). Frontend sends language hint to backend.</w:t>
+      </w:r>
+    </w:p>
+    <w:p>
+      <w:pPr>
+        <w:pStyle w:val="ListNumber"/>
+      </w:pPr>
+      <w:r>
+        <w:t>9. Call ends</w:t>
+      </w:r>
+    </w:p>
+    <w:p>
+      <w:pPr>
+        <w:pStyle w:val="ListBullet2"/>
+      </w:pPr>
+      <w:r>
+        <w:t>User clicks hang up, WebRTC connection closes, transcript saved</w:t>
+      </w:r>
+    </w:p>
+    <w:p>
+      <w:pPr>
+        <w:pStyle w:val="Heading2"/>
+      </w:pPr>
+      <w:r>
+        <w:t>MediaPipe Integration (Accessibility)</w:t>
+      </w:r>
+    </w:p>
+    <w:p>
+      <w:r>
+        <w:t>The frontend runs MediaPipe object detection + gesture recognition in the browser, entirely on the user's device (no server-side vision processing):</w:t>
       </w:r>
     </w:p>
     <w:p>
@@ -314,7 +833,177 @@
         <w:pStyle w:val="ListBullet"/>
       </w:pPr>
       <w:r>
-        <w:t>No way to check prescription status 24/7 outside business hours</w:t>
+        <w:t>Object Detection: Detects cups/bottles. If user shows a cup-like object, a visual cue appears ("I see a cup—tap to request refill help")</w:t>
+      </w:r>
+    </w:p>
+    <w:p>
+      <w:pPr>
+        <w:pStyle w:val="ListBullet"/>
+      </w:pPr>
+      <w:r>
+        <w:t>Gesture Recognition: Detects hand poses (Victory sign, Pointing Up). Sends language hints to backend (e.g., "user showed victory sign → Spanish").</w:t>
+      </w:r>
+    </w:p>
+    <w:p>
+      <w:pPr>
+        <w:pStyle w:val="ListBullet"/>
+      </w:pPr>
+      <w:r>
+        <w:t>Privacy: All analysis happens locally. No video is sent to backend. Only text hints are sent.</w:t>
+      </w:r>
+    </w:p>
+    <w:p>
+      <w:r>
+        <w:br w:type="page"/>
+      </w:r>
+    </w:p>
+    <w:p>
+      <w:pPr>
+        <w:pStyle w:val="Heading1"/>
+      </w:pPr>
+      <w:r>
+        <w:t>5. Backend Architecture (server)</w:t>
+      </w:r>
+    </w:p>
+    <w:p>
+      <w:pPr>
+        <w:pStyle w:val="Heading2"/>
+      </w:pPr>
+      <w:r>
+        <w:t>What is the Backend?</w:t>
+      </w:r>
+    </w:p>
+    <w:p>
+      <w:r>
+        <w:t>The backend is a Python application built with Pipecat that orchestrates the voice call. It:</w:t>
+      </w:r>
+    </w:p>
+    <w:p>
+      <w:pPr>
+        <w:pStyle w:val="ListBullet"/>
+      </w:pPr>
+      <w:r>
+        <w:t>Receives audio from the frontend via WebRTC</w:t>
+      </w:r>
+    </w:p>
+    <w:p>
+      <w:pPr>
+        <w:pStyle w:val="ListBullet"/>
+      </w:pPr>
+      <w:r>
+        <w:t>Converts speech to text (STT)</w:t>
+      </w:r>
+    </w:p>
+    <w:p>
+      <w:pPr>
+        <w:pStyle w:val="ListBullet"/>
+      </w:pPr>
+      <w:r>
+        <w:t>Routes to language processor (English or Spanish)</w:t>
+      </w:r>
+    </w:p>
+    <w:p>
+      <w:pPr>
+        <w:pStyle w:val="ListBullet"/>
+      </w:pPr>
+      <w:r>
+        <w:t>Feeds text + context to the LLM</w:t>
+      </w:r>
+    </w:p>
+    <w:p>
+      <w:pPr>
+        <w:pStyle w:val="ListBullet"/>
+      </w:pPr>
+      <w:r>
+        <w:t>LLM calls tools (verify_identity, get_prescriptions, refill_prescription)</w:t>
+      </w:r>
+    </w:p>
+    <w:p>
+      <w:pPr>
+        <w:pStyle w:val="ListBullet"/>
+      </w:pPr>
+      <w:r>
+        <w:t>Tools query mock_backend.py for patient data</w:t>
+      </w:r>
+    </w:p>
+    <w:p>
+      <w:pPr>
+        <w:pStyle w:val="ListBullet"/>
+      </w:pPr>
+      <w:r>
+        <w:t>LLM generates response, converted to speech (TTS)</w:t>
+      </w:r>
+    </w:p>
+    <w:p>
+      <w:pPr>
+        <w:pStyle w:val="ListBullet"/>
+      </w:pPr>
+      <w:r>
+        <w:t>Audio sent back to frontend</w:t>
+      </w:r>
+    </w:p>
+    <w:p>
+      <w:pPr>
+        <w:pStyle w:val="Heading2"/>
+      </w:pPr>
+      <w:r>
+        <w:t>Backend Tech Stack</w:t>
+      </w:r>
+    </w:p>
+    <w:p>
+      <w:pPr>
+        <w:pStyle w:val="ListBullet"/>
+      </w:pPr>
+      <w:r>
+        <w:t>Python 3.11+ (async/await throughout)</w:t>
+      </w:r>
+    </w:p>
+    <w:p>
+      <w:pPr>
+        <w:pStyle w:val="ListBullet"/>
+      </w:pPr>
+      <w:r>
+        <w:t>Pipecat (voice orchestration framework)</w:t>
+      </w:r>
+    </w:p>
+    <w:p>
+      <w:pPr>
+        <w:pStyle w:val="ListBullet"/>
+      </w:pPr>
+      <w:r>
+        <w:t>Nemotron 3 Super 120B (primary LLM) or GPT-4 (fallback)</w:t>
+      </w:r>
+    </w:p>
+    <w:p>
+      <w:pPr>
+        <w:pStyle w:val="ListBullet"/>
+      </w:pPr>
+      <w:r>
+        <w:t>NVIDIA Parakeet (optional STT) or Gradium (default STT)</w:t>
+      </w:r>
+    </w:p>
+    <w:p>
+      <w:pPr>
+        <w:pStyle w:val="ListBullet"/>
+      </w:pPr>
+      <w:r>
+        <w:t>Gradium TTS (text-to-speech)</w:t>
+      </w:r>
+    </w:p>
+    <w:p>
+      <w:pPr>
+        <w:pStyle w:val="ListBullet"/>
+      </w:pPr>
+      <w:r>
+        <w:t>FastAPI (for WebSocket endpoints)</w:t>
+      </w:r>
+    </w:p>
+    <w:p>
+      <w:pPr>
+        <w:pStyle w:val="Heading2"/>
+      </w:pPr>
+      <w:r>
+        <w:t>Entry Points</w:t>
       </w:r>
     </w:p>
     <w:p>
@@ -322,12 +1011,215 @@
         <w:pStyle w:val="Heading3"/>
       </w:pPr>
       <w:r>
-        <w:t>Who Suffers Most?</w:t>
-      </w:r>
-    </w:p>
-    <w:p>
-      <w:r>
-        <w:t>Elderly patients: Difficulty hearing, seeing, or speaking clearly during calls</w:t>
+        <w:t>bot-nemotron.py (PRIMARY)</w:t>
+      </w:r>
+    </w:p>
+    <w:p>
+      <w:r>
+        <w:t>Uses NVIDIA Nemotron LLM + optional NVIDIA Parakeet STT. Requires NVIDIA endpoints. Fastest, open-weight.</w:t>
+      </w:r>
+    </w:p>
+    <w:p>
+      <w:pPr>
+        <w:pStyle w:val="Heading3"/>
+      </w:pPr>
+      <w:r>
+        <w:t>bot-gpt.py (FALLBACK)</w:t>
+      </w:r>
+    </w:p>
+    <w:p>
+      <w:r>
+        <w:t>Uses OpenAI GPT-4.1 LLM + Gradium STT. Good fallback if NVIDIA is unavailable. Requires OpenAI key.</w:t>
+      </w:r>
+    </w:p>
+    <w:p>
+      <w:pPr>
+        <w:pStyle w:val="Heading2"/>
+      </w:pPr>
+      <w:r>
+        <w:t>Core Services (Inside bot-nemotron.py)</w:t>
+      </w:r>
+    </w:p>
+    <w:p>
+      <w:pPr>
+        <w:pStyle w:val="Heading3"/>
+      </w:pPr>
+      <w:r>
+        <w:t>STT Service</w:t>
+      </w:r>
+    </w:p>
+    <w:p>
+      <w:r>
+        <w:t>Nemotron Speech (WebSocket ASR) or Gradium. Converts caller audio → text in real time.</w:t>
+      </w:r>
+    </w:p>
+    <w:p>
+      <w:pPr>
+        <w:pStyle w:val="Heading3"/>
+      </w:pPr>
+      <w:r>
+        <w:t>Language Router</w:t>
+      </w:r>
+    </w:p>
+    <w:p>
+      <w:r>
+        <w:t>Custom processor (language_router.py). Detects English/Spanish from text + gesture hints. Injects language context into LLM.</w:t>
+      </w:r>
+    </w:p>
+    <w:p>
+      <w:pPr>
+        <w:pStyle w:val="Heading3"/>
+      </w:pPr>
+      <w:r>
+        <w:t>LLM Service</w:t>
+      </w:r>
+    </w:p>
+    <w:p>
+      <w:r>
+        <w:t>Nemotron 3 Super 120B via vLLM (nemotron_llm.py). Receives text + context, outputs text + tool calls.</w:t>
+      </w:r>
+    </w:p>
+    <w:p>
+      <w:pPr>
+        <w:pStyle w:val="Heading3"/>
+      </w:pPr>
+      <w:r>
+        <w:t>Tool Functions</w:t>
+      </w:r>
+    </w:p>
+    <w:p>
+      <w:r>
+        <w:t>Python async functions: verify_identity(), get_prescriptions(), refill_prescription(), end_call(). LLM calls these, they return results that feed back to LLM.</w:t>
+      </w:r>
+    </w:p>
+    <w:p>
+      <w:pPr>
+        <w:pStyle w:val="Heading3"/>
+      </w:pPr>
+      <w:r>
+        <w:t>TTS Service</w:t>
+      </w:r>
+    </w:p>
+    <w:p>
+      <w:r>
+        <w:t>Gradium TTS. Converts LLM response text → audio stream. Multi-voice support.</w:t>
+      </w:r>
+    </w:p>
+    <w:p>
+      <w:pPr>
+        <w:pStyle w:val="Heading3"/>
+      </w:pPr>
+      <w:r>
+        <w:t>Avatar Service (optional)</w:t>
+      </w:r>
+    </w:p>
+    <w:p>
+      <w:r>
+        <w:t>video_avatar.py. Renders AI face with lip-sync. Only on video calls; disabled for Twilio phone.</w:t>
+      </w:r>
+    </w:p>
+    <w:p>
+      <w:pPr>
+        <w:pStyle w:val="Heading2"/>
+      </w:pPr>
+      <w:r>
+        <w:t>Data Flow Inside the Backend</w:t>
+      </w:r>
+    </w:p>
+    <w:p>
+      <w:r>
+        <w:rPr>
+          <w:rFonts w:ascii="Courier New" w:hAnsi="Courier New"/>
+          <w:sz w:val="18"/>
+        </w:rPr>
+        <w:t>1. Caller speaks: "I need to refill my Lisinopril"</w:t>
+        <w:br/>
+        <w:t xml:space="preserve">   ↓</w:t>
+        <w:br/>
+        <w:t>2. STT (NVIDIA Parakeet/Gradium): "I need to refill my Lisinopril"</w:t>
+        <w:br/>
+        <w:t xml:space="preserve">   ↓</w:t>
+        <w:br/>
+        <w:t>3. Language Router: Detects English, adds {language: "English"} to context</w:t>
+        <w:br/>
+        <w:t xml:space="preserve">   ↓</w:t>
+        <w:br/>
+        <w:t>4. LLM receives: Text + Context + Available Tools</w:t>
+        <w:br/>
+        <w:t xml:space="preserve">   LLM thinks: "User wants refill, but I don't know if they're verified yet"</w:t>
+        <w:br/>
+        <w:t xml:space="preserve">   LLM calls: verify_identity(full_name="...", date_of_birth="...")</w:t>
+        <w:br/>
+        <w:t xml:space="preserve">   ↓</w:t>
+        <w:br/>
+        <w:t>5. Tool Handler: verify_identity() checks mock_backend.py</w:t>
+        <w:br/>
+        <w:t xml:space="preserve">   Returns: {verified: true} or {verified: false, failed_attempts: 1}</w:t>
+        <w:br/>
+        <w:t xml:space="preserve">   ↓</w:t>
+        <w:br/>
+        <w:t>6. LLM receives tool result, continues conversation</w:t>
+        <w:br/>
+        <w:t xml:space="preserve">   If verified: "Great! I can refill Lisinopril. Confirm pickup in 2 days?"</w:t>
+        <w:br/>
+        <w:t xml:space="preserve">   ↓</w:t>
+        <w:br/>
+        <w:t>7. LLM output: "Great! I can refill..."</w:t>
+        <w:br/>
+        <w:t xml:space="preserve">   ↓</w:t>
+        <w:br/>
+        <w:t>8. TTS (Gradium): Generates audio of that sentence</w:t>
+        <w:br/>
+        <w:t xml:space="preserve">   ↓</w:t>
+        <w:br/>
+        <w:t>9. Audio sent back to caller via WebRTC</w:t>
+      </w:r>
+    </w:p>
+    <w:p>
+      <w:r>
+        <w:br w:type="page"/>
+      </w:r>
+    </w:p>
+    <w:p>
+      <w:pPr>
+        <w:pStyle w:val="Heading1"/>
+      </w:pPr>
+      <w:r>
+        <w:t>6. How Frontend and Backend Communicate</w:t>
+      </w:r>
+    </w:p>
+    <w:p>
+      <w:pPr>
+        <w:pStyle w:val="Heading2"/>
+      </w:pPr>
+      <w:r>
+        <w:t>Communication Protocols</w:t>
+      </w:r>
+    </w:p>
+    <w:p>
+      <w:pPr>
+        <w:pStyle w:val="Heading3"/>
+      </w:pPr>
+      <w:r>
+        <w:t>1. WebRTC (Audio/Video)</w:t>
+      </w:r>
+    </w:p>
+    <w:p>
+      <w:r>
+        <w:t>Real-time media transport. Frontend browser ↔ Backend Pipecat. Handles audio &amp; video frames with low latency. Uses DTLS encryption.</w:t>
+      </w:r>
+    </w:p>
+    <w:p>
+      <w:pPr>
+        <w:pStyle w:val="Heading3"/>
+      </w:pPr>
+      <w:r>
+        <w:t>2. RTVI Protocol (Data Channel)</w:t>
+      </w:r>
+    </w:p>
+    <w:p>
+      <w:r>
+        <w:t>Custom protocol over WebRTC data channel. Frontend sends:</w:t>
       </w:r>
     </w:p>
     <w:p>
@@ -335,7 +1227,7 @@
         <w:pStyle w:val="ListBullet"/>
       </w:pPr>
       <w:r>
-        <w:t>Stroke survivors and people with speech disabilities: Hard to communicate over phone</w:t>
+        <w:t>Gesture detection events (e.g., {"gesture": "victory", "language": "es"})</w:t>
       </w:r>
     </w:p>
     <w:p>
@@ -343,7 +1235,7 @@
         <w:pStyle w:val="ListBullet"/>
       </w:pPr>
       <w:r>
-        <w:t>Non-English speakers: Language barriers with pharmacy staff</w:t>
+        <w:t>User status (muted, camera on/off)</w:t>
       </w:r>
     </w:p>
     <w:p>
@@ -351,7 +1243,13 @@
         <w:pStyle w:val="ListBullet"/>
       </w:pPr>
       <w:r>
-        <w:t>Working professionals: Can't call during business hours</w:t>
+        <w:t>Transcript requests</w:t>
+      </w:r>
+    </w:p>
+    <w:p/>
+    <w:p>
+      <w:r>
+        <w:t>Backend sends back:</w:t>
       </w:r>
     </w:p>
     <w:p>
@@ -359,7 +1257,31 @@
         <w:pStyle w:val="ListBullet"/>
       </w:pPr>
       <w:r>
-        <w:t>People with hearing loss: Phone calls are difficult or impossible</w:t>
+        <w:t>Transcript updates (agent speech)</w:t>
+      </w:r>
+    </w:p>
+    <w:p>
+      <w:pPr>
+        <w:pStyle w:val="ListBullet"/>
+      </w:pPr>
+      <w:r>
+        <w:t>LLM context (available tools)</w:t>
+      </w:r>
+    </w:p>
+    <w:p>
+      <w:pPr>
+        <w:pStyle w:val="ListBullet"/>
+      </w:pPr>
+      <w:r>
+        <w:t>Bot status (speaking, waiting)</w:t>
+      </w:r>
+    </w:p>
+    <w:p>
+      <w:pPr>
+        <w:pStyle w:val="Heading2"/>
+      </w:pPr>
+      <w:r>
+        <w:t>The Three-Stage Connection</w:t>
       </w:r>
     </w:p>
     <w:p>
@@ -367,12 +1289,203 @@
         <w:pStyle w:val="Heading3"/>
       </w:pPr>
       <w:r>
-        <w:t>The Business Problem:</w:t>
-      </w:r>
-    </w:p>
-    <w:p>
-      <w:r>
-        <w:t>Pharmacies are understaffed. Prescription refill calls take time that could be spent on clinical work. This creates a bottleneck where pharmacies can't serve all their patients efficiently. An AI agent can handle routine refill requests 24/7, freeing up staff for complex cases.</w:t>
+        <w:t>1. Pre-join (Frontend Only)</w:t>
+      </w:r>
+    </w:p>
+    <w:p>
+      <w:r>
+        <w:t>User in browser, testing camera/mic. No server connection yet. MediaPipe is warming up. User clicks "Connect"</w:t>
+      </w:r>
+    </w:p>
+    <w:p>
+      <w:pPr>
+        <w:pStyle w:val="Heading3"/>
+      </w:pPr>
+      <w:r>
+        <w:t>2. SDP Offer/Answer (WebRTC Negotiation)</w:t>
+      </w:r>
+    </w:p>
+    <w:p>
+      <w:r>
+        <w:t>Browser generates WebRTC offer → Backend receives → generates answer → Browser gets answer. ICE candidates exchanged (STUN/TURN). Connection established.</w:t>
+      </w:r>
+    </w:p>
+    <w:p>
+      <w:pPr>
+        <w:pStyle w:val="Heading3"/>
+      </w:pPr>
+      <w:r>
+        <w:t>3. Connected (Streaming)</w:t>
+      </w:r>
+    </w:p>
+    <w:p>
+      <w:r>
+        <w:t>WebRTC connection is live. Audio/video flowing. RTVI messages exchanged. Pipecat pipeline processes frames. Conversation happens in real-time.</w:t>
+      </w:r>
+    </w:p>
+    <w:p>
+      <w:pPr>
+        <w:pStyle w:val="Heading2"/>
+      </w:pPr>
+      <w:r>
+        <w:t>Diagram: Frontend ↔ Backend</w:t>
+      </w:r>
+    </w:p>
+    <w:p>
+      <w:r>
+        <w:rPr>
+          <w:rFonts w:ascii="Courier New" w:hAnsi="Courier New"/>
+          <w:sz w:val="16"/>
+        </w:rPr>
+        <w:t>Browser (Frontend)                  Network                  Server (Backend)</w:t>
+        <w:br/>
+        <w:t>┌─────────────────────────┐                            ┌──────────────────────┐</w:t>
+        <w:br/>
+        <w:t>│  index.html + app.js    │                            │   bot-nemotron.py    │</w:t>
+        <w:br/>
+        <w:t>│  ┌───────────────────┐  │                            │  ┌────────────────┐  │</w:t>
+        <w:br/>
+        <w:t>│  │ Pre-join Screen   │  │                            │  │  Pipecat      │  │</w:t>
+        <w:br/>
+        <w:t>│  │ (camera check)    │  │                            │  │  Pipeline     │  │</w:t>
+        <w:br/>
+        <w:t>│  └───────────────────┘  │                            │  │              │  │</w:t>
+        <w:br/>
+        <w:t>│           ↓             │                            │  │  ┌────────┐   │  │</w:t>
+        <w:br/>
+        <w:t>│  ┌───────────────────┐  │  WebRTC Offer   ────────&gt;  │  │  │  STT   │   │  │</w:t>
+        <w:br/>
+        <w:t>│  │  app.js initiate  │  │                            │  │  └────────┘   │  │</w:t>
+        <w:br/>
+        <w:t>│  │  WebRTC.connect() │  │  WebRTC Answer   &lt;──────  │  │  ┌────────┐   │  │</w:t>
+        <w:br/>
+        <w:t>│  └───────────────────┘  │                            │  │  │  LLM   │   │  │</w:t>
+        <w:br/>
+        <w:t>│           ↓             │                            │  │  └────────┘   │  │</w:t>
+        <w:br/>
+        <w:t>│  ┌───────────────────┐  │  Audio Frames   ←────────  │  │  ┌────────┐   │  │</w:t>
+        <w:br/>
+        <w:t>│  │  In-call Screen   │  │                            │  │  │  TTS   │   │  │</w:t>
+        <w:br/>
+        <w:t>│  │ (call, transcript)│  │  Audio Frames   ────────&gt;  │  │  └────────┘   │  │</w:t>
+        <w:br/>
+        <w:t>│  └───────────────────┘  │                            │  │              │  │</w:t>
+        <w:br/>
+        <w:t>│           ↓             │  RTVI Messages  ←─────────  │  │  mock_backend│  │</w:t>
+        <w:br/>
+        <w:t>│  ┌───────────────────┐  │                            │  │  (patient DB)│  │</w:t>
+        <w:br/>
+        <w:t>│  │  MediaPipe Vision │  │  Gesture Hints  ────────&gt;  │  └────────────┘  │</w:t>
+        <w:br/>
+        <w:t>│  │  (gesture detect) │  │                            │                  │</w:t>
+        <w:br/>
+        <w:t>│  └───────────────────┘  │                            │                  │</w:t>
+        <w:br/>
+        <w:t>└─────────────────────────┘                            └──────────────────────┘</w:t>
+      </w:r>
+    </w:p>
+    <w:p>
+      <w:pPr>
+        <w:pStyle w:val="Heading2"/>
+      </w:pPr>
+      <w:r>
+        <w:t>Specific Messages Exchanged</w:t>
+      </w:r>
+    </w:p>
+    <w:p>
+      <w:pPr>
+        <w:pStyle w:val="Heading3"/>
+      </w:pPr>
+      <w:r>
+        <w:t>Frontend → Backend (Common RTVI Messages)</w:t>
+      </w:r>
+    </w:p>
+    <w:p>
+      <w:pPr>
+        <w:pStyle w:val="ListBullet"/>
+      </w:pPr>
+      <w:r>
+        <w:t>{role: "user", content: "I need a refill"}  # User speech transcript</w:t>
+      </w:r>
+    </w:p>
+    <w:p>
+      <w:pPr>
+        <w:pStyle w:val="ListBullet"/>
+      </w:pPr>
+      <w:r>
+        <w:t>{gesture_detected: true, gesture: "victory"}  # User made victory sign</w:t>
+      </w:r>
+    </w:p>
+    <w:p>
+      <w:pPr>
+        <w:pStyle w:val="ListBullet"/>
+      </w:pPr>
+      <w:r>
+        <w:t>{language_hint: "es"}  # Gesture or menu selection hints Spanish</w:t>
+      </w:r>
+    </w:p>
+    <w:p>
+      <w:pPr>
+        <w:pStyle w:val="ListBullet"/>
+      </w:pPr>
+      <w:r>
+        <w:t>{muted: true}  # User muted mic</w:t>
+      </w:r>
+    </w:p>
+    <w:p>
+      <w:pPr>
+        <w:pStyle w:val="ListBullet"/>
+      </w:pPr>
+      <w:r>
+        <w:t>{camera_enabled: false}  # User turned off camera</w:t>
+      </w:r>
+    </w:p>
+    <w:p>
+      <w:pPr>
+        <w:pStyle w:val="Heading3"/>
+      </w:pPr>
+      <w:r>
+        <w:t>Backend → Frontend (Common RTVI Messages)</w:t>
+      </w:r>
+    </w:p>
+    <w:p>
+      <w:pPr>
+        <w:pStyle w:val="ListBullet"/>
+      </w:pPr>
+      <w:r>
+        <w:t>{role: "assistant", content: "Great, I can help with that"}  # Agent response</w:t>
+      </w:r>
+    </w:p>
+    <w:p>
+      <w:pPr>
+        <w:pStyle w:val="ListBullet"/>
+      </w:pPr>
+      <w:r>
+        <w:t>{role: "assistant", tool_calls: [{name: "get_prescriptions", args: {...}}]}  # Tool invocation</w:t>
+      </w:r>
+    </w:p>
+    <w:p>
+      <w:pPr>
+        <w:pStyle w:val="ListBullet"/>
+      </w:pPr>
+      <w:r>
+        <w:t>{role: "tool", result: {prescriptions: [...]}}  # Tool result</w:t>
+      </w:r>
+    </w:p>
+    <w:p>
+      <w:pPr>
+        <w:pStyle w:val="ListBullet"/>
+      </w:pPr>
+      <w:r>
+        <w:t>{bot_speaking: true}  # Agent is currently speaking</w:t>
+      </w:r>
+    </w:p>
+    <w:p>
+      <w:pPr>
+        <w:pStyle w:val="ListBullet"/>
+      </w:pPr>
+      <w:r>
+        <w:t>{transcript_updated: true}  # New caption available</w:t>
       </w:r>
     </w:p>
     <w:p>
@@ -385,7 +1498,7 @@
         <w:pStyle w:val="Heading1"/>
       </w:pPr>
       <w:r>
-        <w:t>3. The Solution: How Bayview Pharmacy Works</w:t>
+        <w:t>7. Pipeline &amp; Services Deep Dive</w:t>
       </w:r>
     </w:p>
     <w:p>
@@ -393,124 +1506,81 @@
         <w:pStyle w:val="Heading2"/>
       </w:pPr>
       <w:r>
-        <w:t>The User Experience</w:t>
-      </w:r>
-    </w:p>
-    <w:p>
-      <w:r>
-        <w:t>Here's what happens when a patient calls or video chats with Bayview:</w:t>
-      </w:r>
-    </w:p>
-    <w:p>
-      <w:pPr>
-        <w:pStyle w:val="ListNumber"/>
-      </w:pPr>
-      <w:r>
-        <w:t>Step 1: Patient initiates a call or starts a video session</w:t>
-      </w:r>
-    </w:p>
-    <w:p>
-      <w:pPr>
-        <w:pStyle w:val="ListBullet2"/>
-      </w:pPr>
-      <w:r>
-        <w:t>They call a phone number or click a link to a web app</w:t>
-      </w:r>
-    </w:p>
-    <w:p>
-      <w:pPr>
-        <w:pStyle w:val="ListNumber"/>
-      </w:pPr>
-      <w:r>
-        <w:t>Step 2: Agent greets them with language selection</w:t>
-      </w:r>
-    </w:p>
-    <w:p>
-      <w:pPr>
-        <w:pStyle w:val="ListBullet2"/>
-      </w:pPr>
-      <w:r>
-        <w:t>Agent asks "Press 1 for English, 2 for Spanish" and can detect preference from speech</w:t>
-      </w:r>
-    </w:p>
-    <w:p>
-      <w:pPr>
-        <w:pStyle w:val="ListNumber"/>
-      </w:pPr>
-      <w:r>
-        <w:t>Step 3: Agent requests identity verification</w:t>
-      </w:r>
-    </w:p>
-    <w:p>
-      <w:pPr>
-        <w:pStyle w:val="ListBullet2"/>
-      </w:pPr>
-      <w:r>
-        <w:t>Asks for full name and date of birth (this is MANDATORY before revealing any prescription data)</w:t>
-      </w:r>
-    </w:p>
-    <w:p>
-      <w:pPr>
-        <w:pStyle w:val="ListNumber"/>
-      </w:pPr>
-      <w:r>
-        <w:t>Step 4: Agent verifies information securely</w:t>
-      </w:r>
-    </w:p>
-    <w:p>
-      <w:pPr>
-        <w:pStyle w:val="ListBullet2"/>
-      </w:pPr>
-      <w:r>
-        <w:t>Checks the name and date of birth against the pharmacy records</w:t>
-      </w:r>
-    </w:p>
-    <w:p>
-      <w:pPr>
-        <w:pStyle w:val="ListNumber"/>
-      </w:pPr>
-      <w:r>
-        <w:t>Step 5: Patient can now request refills or check status</w:t>
-      </w:r>
-    </w:p>
-    <w:p>
-      <w:pPr>
-        <w:pStyle w:val="ListBullet2"/>
-      </w:pPr>
-      <w:r>
-        <w:t>Examples: "Can I refill my Lisinopril?", "Is my medication ready for pickup?"</w:t>
-      </w:r>
-    </w:p>
-    <w:p>
-      <w:pPr>
-        <w:pStyle w:val="ListNumber"/>
-      </w:pPr>
-      <w:r>
-        <w:t>Step 6: Agent processes the refill or provides information</w:t>
-      </w:r>
-    </w:p>
-    <w:p>
-      <w:pPr>
-        <w:pStyle w:val="ListBullet2"/>
-      </w:pPr>
-      <w:r>
-        <w:t>Confirms details and updates the prescription records</w:t>
-      </w:r>
-    </w:p>
-    <w:p>
-      <w:pPr>
-        <w:pStyle w:val="ListNumber"/>
-      </w:pPr>
-      <w:r>
-        <w:t>Step 7: Patient gets confirmation</w:t>
-      </w:r>
-    </w:p>
-    <w:p>
-      <w:pPr>
-        <w:pStyle w:val="ListBullet2"/>
-      </w:pPr>
-      <w:r>
-        <w:t>Hears when the prescription will be ready for pickup</w:t>
+        <w:t>The Pipecat Pipeline</w:t>
+      </w:r>
+    </w:p>
+    <w:p>
+      <w:r>
+        <w:t>Pipecat is a framework that chains together processors and services. Think of it as a factory assembly line.</w:t>
+      </w:r>
+    </w:p>
+    <w:p>
+      <w:r>
+        <w:rPr>
+          <w:rFonts w:ascii="Courier New" w:hAnsi="Courier New"/>
+          <w:sz w:val="18"/>
+        </w:rPr>
+        <w:t>SmallWebRTC Transport</w:t>
+        <w:br/>
+        <w:t xml:space="preserve">        ↓</w:t>
+        <w:br/>
+        <w:t xml:space="preserve">   [Audio In]</w:t>
+        <w:br/>
+        <w:t xml:space="preserve">        ↓</w:t>
+        <w:br/>
+        <w:t xml:space="preserve">   Silero VAD (Voice Activity Detection)</w:t>
+        <w:br/>
+        <w:t xml:space="preserve">        ↓</w:t>
+        <w:br/>
+        <w:t xml:space="preserve">   STT Service (NVIDIA Parakeet or Gradium)</w:t>
+        <w:br/>
+        <w:t xml:space="preserve">        ↓</w:t>
+        <w:br/>
+        <w:t xml:space="preserve">   [Text Frames]</w:t>
+        <w:br/>
+        <w:t xml:space="preserve">        ↓</w:t>
+        <w:br/>
+        <w:t xml:space="preserve">   Language Router (detects English/Spanish)</w:t>
+        <w:br/>
+        <w:t xml:space="preserve">        ↓</w:t>
+        <w:br/>
+        <w:t xml:space="preserve">   LLM Context Aggregator (builds conversation context)</w:t>
+        <w:br/>
+        <w:t xml:space="preserve">        ↓</w:t>
+        <w:br/>
+        <w:t xml:space="preserve">   LLM Service (Nemotron 3 Super or GPT-4)</w:t>
+        <w:br/>
+        <w:t xml:space="preserve">        ↓</w:t>
+        <w:br/>
+        <w:t xml:space="preserve">   LLM calls Tool Functions</w:t>
+        <w:br/>
+        <w:t xml:space="preserve">        ↓</w:t>
+        <w:br/>
+        <w:t xml:space="preserve">   Tool Functions execute (verify_identity, get_prescriptions, etc.)</w:t>
+        <w:br/>
+        <w:t xml:space="preserve">        ↓</w:t>
+        <w:br/>
+        <w:t xml:space="preserve">   Tool Results fed back to LLM</w:t>
+        <w:br/>
+        <w:t xml:space="preserve">        ↓</w:t>
+        <w:br/>
+        <w:t xml:space="preserve">   LLM generates Response Text</w:t>
+        <w:br/>
+        <w:t xml:space="preserve">        ↓</w:t>
+        <w:br/>
+        <w:t xml:space="preserve">   TTS Service (Gradium)</w:t>
+        <w:br/>
+        <w:t xml:space="preserve">        ↓</w:t>
+        <w:br/>
+        <w:t xml:space="preserve">   [Audio Out]</w:t>
+        <w:br/>
+        <w:t xml:space="preserve">        ↓</w:t>
+        <w:br/>
+        <w:t xml:space="preserve">   Optional: Avatar Service (adds face overlay)</w:t>
+        <w:br/>
+        <w:t xml:space="preserve">        ↓</w:t>
+        <w:br/>
+        <w:t xml:space="preserve">   SmallWebRTC Transport (sends to browser)</w:t>
       </w:r>
     </w:p>
     <w:p>
@@ -518,12 +1588,231 @@
         <w:pStyle w:val="Heading2"/>
       </w:pPr>
       <w:r>
-        <w:t>Why This Design?</w:t>
-      </w:r>
-    </w:p>
-    <w:p>
-      <w:r>
-        <w:t>Identity verification is enforced in CODE, not just suggested in the prompt. This means:</w:t>
+        <w:t>Each Pipeline Component</w:t>
+      </w:r>
+    </w:p>
+    <w:p>
+      <w:pPr>
+        <w:pStyle w:val="Heading3"/>
+      </w:pPr>
+      <w:r>
+        <w:t>SmallWebRTC Transport</w:t>
+      </w:r>
+    </w:p>
+    <w:p>
+      <w:r>
+        <w:t>Connects to browser. Exchanges WebRTC offers/answers. Streams audio/video frames to/from pipeline.</w:t>
+      </w:r>
+    </w:p>
+    <w:p>
+      <w:pPr>
+        <w:pStyle w:val="Heading3"/>
+      </w:pPr>
+      <w:r>
+        <w:t>Silero VAD</w:t>
+      </w:r>
+    </w:p>
+    <w:p>
+      <w:r>
+        <w:t>Voice Activity Detection. Listens for silence. Tells the pipeline when the user stops talking (so the bot knows when to respond).</w:t>
+      </w:r>
+    </w:p>
+    <w:p>
+      <w:pPr>
+        <w:pStyle w:val="Heading3"/>
+      </w:pPr>
+      <w:r>
+        <w:t>STT Service</w:t>
+      </w:r>
+    </w:p>
+    <w:p>
+      <w:r>
+        <w:t>Converts audio frames → text. Async, streaming. Gradium can add captions in real-time. NVIDIA Parakeet is more accurate but requires NVIDIA endpoints.</w:t>
+      </w:r>
+    </w:p>
+    <w:p>
+      <w:pPr>
+        <w:pStyle w:val="Heading3"/>
+      </w:pPr>
+      <w:r>
+        <w:t>Language Router</w:t>
+      </w:r>
+    </w:p>
+    <w:p>
+      <w:r>
+        <w:t>Custom Pipecat processor. Inspects transcription + gesture hints. Injects {language: "English"} or {language: "Spanish"} into LLM context.</w:t>
+      </w:r>
+    </w:p>
+    <w:p>
+      <w:pPr>
+        <w:pStyle w:val="Heading3"/>
+      </w:pPr>
+      <w:r>
+        <w:t>LLM Context Aggregator</w:t>
+      </w:r>
+    </w:p>
+    <w:p>
+      <w:r>
+        <w:t>Builds the "conversation context" (list of prior messages + current state). Packages it all into a prompt the LLM understands.</w:t>
+      </w:r>
+    </w:p>
+    <w:p>
+      <w:pPr>
+        <w:pStyle w:val="Heading3"/>
+      </w:pPr>
+      <w:r>
+        <w:t>LLM Service</w:t>
+      </w:r>
+    </w:p>
+    <w:p>
+      <w:r>
+        <w:t>Calls Nemotron via vLLM WebSocket or GPT-4 via OpenAI API. Passes the full context. Returns text + optional tool calls.</w:t>
+      </w:r>
+    </w:p>
+    <w:p>
+      <w:pPr>
+        <w:pStyle w:val="Heading3"/>
+      </w:pPr>
+      <w:r>
+        <w:t>Tool Execution Layer</w:t>
+      </w:r>
+    </w:p>
+    <w:p>
+      <w:r>
+        <w:t>If LLM says "call verify_identity", the framework intercepts that, runs the Python function, gets the result, and feeds it back to the LLM.</w:t>
+      </w:r>
+    </w:p>
+    <w:p>
+      <w:pPr>
+        <w:pStyle w:val="Heading3"/>
+      </w:pPr>
+      <w:r>
+        <w:t>TTS Service</w:t>
+      </w:r>
+    </w:p>
+    <w:p>
+      <w:r>
+        <w:t>Takes LLM output text (e.g., "Great! Your refill is ready.") and converts to audio. Gradium streams this as audio frames.</w:t>
+      </w:r>
+    </w:p>
+    <w:p>
+      <w:pPr>
+        <w:pStyle w:val="Heading3"/>
+      </w:pPr>
+      <w:r>
+        <w:t>Avatar Service (Optional)</w:t>
+      </w:r>
+    </w:p>
+    <w:p>
+      <w:r>
+        <w:t>Takes TTS audio + transcript. Renders a synthetic face with lip-sync. Overlays on video stream (disabled on Twilio for low bandwidth).</w:t>
+      </w:r>
+    </w:p>
+    <w:p>
+      <w:r>
+        <w:br w:type="page"/>
+      </w:r>
+    </w:p>
+    <w:p>
+      <w:pPr>
+        <w:pStyle w:val="Heading1"/>
+      </w:pPr>
+      <w:r>
+        <w:t>8. The Tools System &amp; Verification</w:t>
+      </w:r>
+    </w:p>
+    <w:p>
+      <w:pPr>
+        <w:pStyle w:val="Heading2"/>
+      </w:pPr>
+      <w:r>
+        <w:t>What are Tools?</w:t>
+      </w:r>
+    </w:p>
+    <w:p>
+      <w:r>
+        <w:t>Tools are Python async functions that the LLM can call when it needs to take action. The LLM doesn't run arbitrary code—it only calls pre-defined, fixed tools.</w:t>
+      </w:r>
+    </w:p>
+    <w:p>
+      <w:pPr>
+        <w:pStyle w:val="Heading2"/>
+      </w:pPr>
+      <w:r>
+        <w:t>The Four Tools in Bayview</w:t>
+      </w:r>
+    </w:p>
+    <w:p>
+      <w:pPr>
+        <w:pStyle w:val="Heading3"/>
+      </w:pPr>
+      <w:r>
+        <w:t>verify_identity(full_name, date_of_birth)</w:t>
+      </w:r>
+    </w:p>
+    <w:p>
+      <w:r>
+        <w:t>Checks pharmacy records. Returns {verified: true/false}. MUST succeed before any other tools work. Hard security boundary.</w:t>
+      </w:r>
+    </w:p>
+    <w:p>
+      <w:pPr>
+        <w:pStyle w:val="Heading3"/>
+      </w:pPr>
+      <w:r>
+        <w:t>get_prescriptions(full_name)</w:t>
+      </w:r>
+    </w:p>
+    <w:p>
+      <w:r>
+        <w:t>Returns list of caller's medications, refills left, pickup status. Only works if verified=true.</w:t>
+      </w:r>
+    </w:p>
+    <w:p>
+      <w:pPr>
+        <w:pStyle w:val="Heading3"/>
+      </w:pPr>
+      <w:r>
+        <w:t>refill_prescription(full_name, drug_name)</w:t>
+      </w:r>
+    </w:p>
+    <w:p>
+      <w:r>
+        <w:t>Processes refill, checks refills remaining, updates mock_backend. Only works if verified=true.</w:t>
+      </w:r>
+    </w:p>
+    <w:p>
+      <w:pPr>
+        <w:pStyle w:val="Heading3"/>
+      </w:pPr>
+      <w:r>
+        <w:t>end_call()</w:t>
+      </w:r>
+    </w:p>
+    <w:p>
+      <w:r>
+        <w:t>Gracefully terminates call. No parameters.</w:t>
+      </w:r>
+    </w:p>
+    <w:p>
+      <w:pPr>
+        <w:pStyle w:val="Heading2"/>
+      </w:pPr>
+      <w:r>
+        <w:t>How LLM Calls Tools</w:t>
+      </w:r>
+    </w:p>
+    <w:p>
+      <w:pPr>
+        <w:pStyle w:val="Heading3"/>
+      </w:pPr>
+      <w:r>
+        <w:t>Step 1</w:t>
+      </w:r>
+    </w:p>
+    <w:p>
+      <w:r>
+        <w:t>LLM receives user input: "Can I refill Lisinopril?"</w:t>
       </w:r>
     </w:p>
     <w:p>
@@ -531,7 +1820,20 @@
         <w:pStyle w:val="ListBullet"/>
       </w:pPr>
       <w:r>
-        <w:t>The agent CANNOT reveal prescription info before verifying identity</w:t>
+        <w:t>Plus system instruction + conversation history</w:t>
+      </w:r>
+    </w:p>
+    <w:p>
+      <w:pPr>
+        <w:pStyle w:val="Heading3"/>
+      </w:pPr>
+      <w:r>
+        <w:t>Step 2</w:t>
+      </w:r>
+    </w:p>
+    <w:p>
+      <w:r>
+        <w:t>LLM outputs: "I need to verify identity first"</w:t>
       </w:r>
     </w:p>
     <w:p>
@@ -539,7 +1841,20 @@
         <w:pStyle w:val="ListBullet"/>
       </w:pPr>
       <w:r>
-        <w:t>If a caller refuses to give their DOB, the agent won't proceed</w:t>
+        <w:t>And also emits: {function: "verify_identity", args: {full_name: "...", date_of_birth: "..."}}</w:t>
+      </w:r>
+    </w:p>
+    <w:p>
+      <w:pPr>
+        <w:pStyle w:val="Heading3"/>
+      </w:pPr>
+      <w:r>
+        <w:t>Step 3</w:t>
+      </w:r>
+    </w:p>
+    <w:p>
+      <w:r>
+        <w:t>Pipecat framework intercepts the function call</w:t>
       </w:r>
     </w:p>
     <w:p>
@@ -547,7 +1862,133 @@
         <w:pStyle w:val="ListBullet"/>
       </w:pPr>
       <w:r>
-        <w:t>Security is built into the system, not relying on the AI being "nice"</w:t>
+        <w:t>Does NOT let the LLM directly execute Python. Framework controls execution.</w:t>
+      </w:r>
+    </w:p>
+    <w:p>
+      <w:pPr>
+        <w:pStyle w:val="Heading3"/>
+      </w:pPr>
+      <w:r>
+        <w:t>Step 4</w:t>
+      </w:r>
+    </w:p>
+    <w:p>
+      <w:r>
+        <w:t>Framework runs: await verify_identity(...)</w:t>
+      </w:r>
+    </w:p>
+    <w:p>
+      <w:pPr>
+        <w:pStyle w:val="ListBullet"/>
+      </w:pPr>
+      <w:r>
+        <w:t>Inside bot-nemotron.py. Function queries mock_backend.py.</w:t>
+      </w:r>
+    </w:p>
+    <w:p>
+      <w:pPr>
+        <w:pStyle w:val="Heading3"/>
+      </w:pPr>
+      <w:r>
+        <w:t>Step 5</w:t>
+      </w:r>
+    </w:p>
+    <w:p>
+      <w:r>
+        <w:t>Tool returns result: {verified: true}</w:t>
+      </w:r>
+    </w:p>
+    <w:p>
+      <w:pPr>
+        <w:pStyle w:val="ListBullet"/>
+      </w:pPr>
+      <w:r>
+        <w:t>Framework feeds this back to LLM as a tool result message.</w:t>
+      </w:r>
+    </w:p>
+    <w:p>
+      <w:pPr>
+        <w:pStyle w:val="Heading3"/>
+      </w:pPr>
+      <w:r>
+        <w:t>Step 6</w:t>
+      </w:r>
+    </w:p>
+    <w:p>
+      <w:r>
+        <w:t>LLM receives result and continues</w:t>
+      </w:r>
+    </w:p>
+    <w:p>
+      <w:pPr>
+        <w:pStyle w:val="ListBullet"/>
+      </w:pPr>
+      <w:r>
+        <w:t>LLM can now call get_prescriptions since verify_identity succeeded.</w:t>
+      </w:r>
+    </w:p>
+    <w:p>
+      <w:pPr>
+        <w:pStyle w:val="Heading2"/>
+      </w:pPr>
+      <w:r>
+        <w:t>The Verification Guardrail (Security by Code)</w:t>
+      </w:r>
+    </w:p>
+    <w:p>
+      <w:r>
+        <w:t>Here's what makes Bayview secure: verification is ENFORCED at the code level, not just the prompt level.</w:t>
+      </w:r>
+    </w:p>
+    <w:p>
+      <w:pPr>
+        <w:pStyle w:val="ListBullet"/>
+      </w:pPr>
+      <w:r>
+        <w:t>❌ Wrong approach: Tell the LLM "always verify first", hope it remembers.</w:t>
+      </w:r>
+    </w:p>
+    <w:p>
+      <w:pPr>
+        <w:pStyle w:val="ListBullet"/>
+      </w:pPr>
+      <w:r>
+        <w:t>✅ Right approach: Make get_prescriptions() and refill_prescription() check verified flag in code.</w:t>
+      </w:r>
+    </w:p>
+    <w:p/>
+    <w:p>
+      <w:r>
+        <w:rPr>
+          <w:rFonts w:ascii="Courier New" w:hAnsi="Courier New"/>
+          <w:sz w:val="18"/>
+        </w:rPr>
+        <w:t># Inside get_prescriptions():</w:t>
+        <w:br/>
+        <w:t>async def get_prescriptions(params, full_name):</w:t>
+        <w:br/>
+        <w:t xml:space="preserve">    if not call_state["verified"]:</w:t>
+        <w:br/>
+        <w:t xml:space="preserve">        return {</w:t>
+        <w:br/>
+        <w:t xml:space="preserve">            "error": "Verify identity first",</w:t>
+        <w:br/>
+        <w:t xml:space="preserve">            "note": "I must verify who you are before showing prescriptions"</w:t>
+        <w:br/>
+        <w:t xml:space="preserve">        }</w:t>
+        <w:br/>
+        <w:t xml:space="preserve">    # ... now safe to return prescriptions ...</w:t>
+        <w:br/>
+        <w:t xml:space="preserve">    patient = find_patient_by_name(full_name)</w:t>
+        <w:br/>
+        <w:t xml:space="preserve">    return {"prescriptions": patient["prescriptions"]}</w:t>
+      </w:r>
+    </w:p>
+    <w:p/>
+    <w:p>
+      <w:r>
+        <w:t>This means NO prompt injection, trick question, or jailbreak can get the agent to leak prescription data. The defense is in the code.</w:t>
       </w:r>
     </w:p>
     <w:p>
@@ -560,12 +2001,253 @@
         <w:pStyle w:val="Heading1"/>
       </w:pPr>
       <w:r>
-        <w:t>4. Architecture Overview</w:t>
-      </w:r>
-    </w:p>
-    <w:p>
-      <w:r>
-        <w:t>Bayview is built on a modular pipeline architecture. Think of it like a factory assembly line where each station does one specific job:</w:t>
+        <w:t>9. Self-Healing Loop (Cekura)</w:t>
+      </w:r>
+    </w:p>
+    <w:p>
+      <w:pPr>
+        <w:pStyle w:val="Heading2"/>
+      </w:pPr>
+      <w:r>
+        <w:t>The Problem: Manual Testing</w:t>
+      </w:r>
+    </w:p>
+    <w:p>
+      <w:r>
+        <w:t>Traditionally, developers test an agent manually. But production always has edge cases. The Bayview solution: automate testing with Cekura, then automate fixes too.</w:t>
+      </w:r>
+    </w:p>
+    <w:p>
+      <w:pPr>
+        <w:pStyle w:val="Heading2"/>
+      </w:pPr>
+      <w:r>
+        <w:t>The Self-Healing Loop</w:t>
+      </w:r>
+    </w:p>
+    <w:p>
+      <w:pPr>
+        <w:pStyle w:val="Heading3"/>
+      </w:pPr>
+      <w:r>
+        <w:t>Step 1: Cekura runs test scenarios against deployed agent</w:t>
+      </w:r>
+    </w:p>
+    <w:p>
+      <w:r>
+        <w:t>Example: "Unverified caller requests prescriptions" (should be rejected)</w:t>
+      </w:r>
+    </w:p>
+    <w:p>
+      <w:pPr>
+        <w:pStyle w:val="Heading3"/>
+      </w:pPr>
+      <w:r>
+        <w:t>Step 2: Test fails</w:t>
+      </w:r>
+    </w:p>
+    <w:p>
+      <w:r>
+        <w:t>Agent incorrectly revealed prescription data before verification</w:t>
+      </w:r>
+    </w:p>
+    <w:p>
+      <w:pPr>
+        <w:pStyle w:val="Heading3"/>
+      </w:pPr>
+      <w:r>
+        <w:t>Step 3: Cekura sends webhook to harness/webhook_server.py</w:t>
+      </w:r>
+    </w:p>
+    <w:p>
+      <w:r>
+        <w:t>Includes the full transcript of the failure</w:t>
+      </w:r>
+    </w:p>
+    <w:p>
+      <w:pPr>
+        <w:pStyle w:val="Heading3"/>
+      </w:pPr>
+      <w:r>
+        <w:t>Step 4: harness/self_heal.py receives webhook</w:t>
+      </w:r>
+    </w:p>
+    <w:p>
+      <w:r>
+        <w:t>Deduplicates (same failure seen before?) and queues for repair</w:t>
+      </w:r>
+    </w:p>
+    <w:p>
+      <w:pPr>
+        <w:pStyle w:val="Heading3"/>
+      </w:pPr>
+      <w:r>
+        <w:t>Step 5: GPT-5.5 proposes a fix</w:t>
+      </w:r>
+    </w:p>
+    <w:p>
+      <w:r>
+        <w:t>self_heal.py asks: "This agent failed. Here's what went wrong. Suggest a code fix."</w:t>
+      </w:r>
+    </w:p>
+    <w:p>
+      <w:pPr>
+        <w:pStyle w:val="Heading3"/>
+      </w:pPr>
+      <w:r>
+        <w:t>Step 6: Patch applied and redeployed</w:t>
+      </w:r>
+    </w:p>
+    <w:p>
+      <w:r>
+        <w:t>The bot code is updated, pc cloud deploy runs</w:t>
+      </w:r>
+    </w:p>
+    <w:p>
+      <w:pPr>
+        <w:pStyle w:val="Heading3"/>
+      </w:pPr>
+      <w:r>
+        <w:t>Step 7: Cekura re-runs the same test</w:t>
+      </w:r>
+    </w:p>
+    <w:p>
+      <w:r>
+        <w:t>Does the agent now pass? Score improved?</w:t>
+      </w:r>
+    </w:p>
+    <w:p>
+      <w:pPr>
+        <w:pStyle w:val="Heading3"/>
+      </w:pPr>
+      <w:r>
+        <w:t>Step 8: PR opens (if successful)</w:t>
+      </w:r>
+    </w:p>
+    <w:p>
+      <w:r>
+        <w:t>Only merge if re-run score improves. No guess-and-check; every fix is measured.</w:t>
+      </w:r>
+    </w:p>
+    <w:p>
+      <w:pPr>
+        <w:pStyle w:val="Heading2"/>
+      </w:pPr>
+      <w:r>
+        <w:t>Key Harness Files</w:t>
+      </w:r>
+    </w:p>
+    <w:p>
+      <w:pPr>
+        <w:pStyle w:val="Heading3"/>
+      </w:pPr>
+      <w:r>
+        <w:t>webhook_server.py</w:t>
+      </w:r>
+    </w:p>
+    <w:p>
+      <w:r>
+        <w:t>FastAPI server listening on /webhook. Receives Cekura failure notifications.</w:t>
+      </w:r>
+    </w:p>
+    <w:p>
+      <w:pPr>
+        <w:pStyle w:val="Heading3"/>
+      </w:pPr>
+      <w:r>
+        <w:t>self_heal.py</w:t>
+      </w:r>
+    </w:p>
+    <w:p>
+      <w:r>
+        <w:t>Reads failures, calls GPT-5.5 with the transcript, applies patch to bot code.</w:t>
+      </w:r>
+    </w:p>
+    <w:p>
+      <w:pPr>
+        <w:pStyle w:val="Heading3"/>
+      </w:pPr>
+      <w:r>
+        <w:t>generate_dashboard.py</w:t>
+      </w:r>
+    </w:p>
+    <w:p>
+      <w:r>
+        <w:t>Creates HTML dashboard showing KPIs, failure clusters, fix history.</w:t>
+      </w:r>
+    </w:p>
+    <w:p>
+      <w:pPr>
+        <w:pStyle w:val="Heading3"/>
+      </w:pPr>
+      <w:r>
+        <w:t>serve_dashboard.py</w:t>
+      </w:r>
+    </w:p>
+    <w:p>
+      <w:r>
+        <w:t>Runs local web server (http://localhost:8765) with live Cekura data refresh.</w:t>
+      </w:r>
+    </w:p>
+    <w:p>
+      <w:r>
+        <w:br w:type="page"/>
+      </w:r>
+    </w:p>
+    <w:p>
+      <w:pPr>
+        <w:pStyle w:val="Heading1"/>
+      </w:pPr>
+      <w:r>
+        <w:t>10. Running Locally</w:t>
+      </w:r>
+    </w:p>
+    <w:p>
+      <w:pPr>
+        <w:pStyle w:val="Heading2"/>
+      </w:pPr>
+      <w:r>
+        <w:t>Prerequisites</w:t>
+      </w:r>
+    </w:p>
+    <w:p>
+      <w:pPr>
+        <w:pStyle w:val="ListBullet"/>
+      </w:pPr>
+      <w:r>
+        <w:t>Python 3.11+</w:t>
+      </w:r>
+    </w:p>
+    <w:p>
+      <w:pPr>
+        <w:pStyle w:val="ListBullet"/>
+      </w:pPr>
+      <w:r>
+        <w:t>pip or uv (uv is recommended for this project)</w:t>
+      </w:r>
+    </w:p>
+    <w:p>
+      <w:pPr>
+        <w:pStyle w:val="ListBullet"/>
+      </w:pPr>
+      <w:r>
+        <w:t>API keys in .env file (Gradium, OpenAI, NVIDIA endpoints)</w:t>
+      </w:r>
+    </w:p>
+    <w:p>
+      <w:pPr>
+        <w:pStyle w:val="ListBullet"/>
+      </w:pPr>
+      <w:r>
+        <w:t>IMPORTANT: ENV=local in .env (required for local dev!)</w:t>
+      </w:r>
+    </w:p>
+    <w:p>
+      <w:pPr>
+        <w:pStyle w:val="Heading2"/>
+      </w:pPr>
+      <w:r>
+        <w:t>Step 1: Clone and Setup</w:t>
       </w:r>
     </w:p>
     <w:p>
@@ -574,663 +2256,7 @@
           <w:rFonts w:ascii="Courier New" w:hAnsi="Courier New"/>
           <w:sz w:val="20"/>
         </w:rPr>
-        <w:t>Caller Audio → STT → LLM (+ Tools) → TTS → Caller Audio</w:t>
-      </w:r>
-    </w:p>
-    <w:p>
-      <w:pPr>
-        <w:pStyle w:val="Heading2"/>
-      </w:pPr>
-      <w:r>
-        <w:t>The Pipeline Stages:</w:t>
-      </w:r>
-    </w:p>
-    <w:p>
-      <w:pPr>
-        <w:pStyle w:val="Heading3"/>
-      </w:pPr>
-      <w:r>
-        <w:t>STT (Speech-to-Text)</w:t>
-      </w:r>
-    </w:p>
-    <w:p>
-      <w:r>
-        <w:t>Service: Gradium or NVIDIA Parakeet</w:t>
-      </w:r>
-    </w:p>
-    <w:p>
-      <w:r>
-        <w:t>Purpose: Converts the caller's voice into text that the LLM can understand</w:t>
-      </w:r>
-    </w:p>
-    <w:p>
-      <w:pPr>
-        <w:pStyle w:val="Heading3"/>
-      </w:pPr>
-      <w:r>
-        <w:t>Language Router</w:t>
-      </w:r>
-    </w:p>
-    <w:p>
-      <w:r>
-        <w:t>Service: Custom Python processor</w:t>
-      </w:r>
-    </w:p>
-    <w:p>
-      <w:r>
-        <w:t>Purpose: Detects if the caller wants English or Spanish and injects that context</w:t>
-      </w:r>
-    </w:p>
-    <w:p>
-      <w:pPr>
-        <w:pStyle w:val="Heading3"/>
-      </w:pPr>
-      <w:r>
-        <w:t>LLM (Large Language Model)</w:t>
-      </w:r>
-    </w:p>
-    <w:p>
-      <w:r>
-        <w:t>Service: Nemotron 3 Super (NVIDIA) or GPT-4</w:t>
-      </w:r>
-    </w:p>
-    <w:p>
-      <w:r>
-        <w:t>Purpose: The "brain" that understands requests, decides which tools to use, and generates responses</w:t>
-      </w:r>
-    </w:p>
-    <w:p>
-      <w:pPr>
-        <w:pStyle w:val="Heading3"/>
-      </w:pPr>
-      <w:r>
-        <w:t>Tools</w:t>
-      </w:r>
-    </w:p>
-    <w:p>
-      <w:r>
-        <w:t>Service: Python async functions</w:t>
-      </w:r>
-    </w:p>
-    <w:p>
-      <w:r>
-        <w:t>Purpose: Specific actions the LLM can call: verify_identity, get_prescriptions, refill_prescription, end_call</w:t>
-      </w:r>
-    </w:p>
-    <w:p>
-      <w:pPr>
-        <w:pStyle w:val="Heading3"/>
-      </w:pPr>
-      <w:r>
-        <w:t>TTS (Text-to-Speech)</w:t>
-      </w:r>
-    </w:p>
-    <w:p>
-      <w:r>
-        <w:t>Service: Gradium TTS</w:t>
-      </w:r>
-    </w:p>
-    <w:p>
-      <w:r>
-        <w:t>Purpose: Converts the LLM's response back into natural-sounding speech the caller hears</w:t>
-      </w:r>
-    </w:p>
-    <w:p>
-      <w:pPr>
-        <w:pStyle w:val="Heading3"/>
-      </w:pPr>
-      <w:r>
-        <w:t>Optional: Video Avatar</w:t>
-      </w:r>
-    </w:p>
-    <w:p>
-      <w:r>
-        <w:t>Service: AI-generated video overlay</w:t>
-      </w:r>
-    </w:p>
-    <w:p>
-      <w:r>
-        <w:t>Purpose: Shows a realistic avatar face with lip sync on video calls</w:t>
-      </w:r>
-    </w:p>
-    <w:p>
-      <w:r>
-        <w:br w:type="page"/>
-      </w:r>
-    </w:p>
-    <w:p>
-      <w:pPr>
-        <w:pStyle w:val="Heading1"/>
-      </w:pPr>
-      <w:r>
-        <w:t>5. Deep Dive: The Code Structure</w:t>
-      </w:r>
-    </w:p>
-    <w:p>
-      <w:r>
-        <w:t>The code is organized in the `server/` directory. Let's look at each important file:</w:t>
-      </w:r>
-    </w:p>
-    <w:p>
-      <w:pPr>
-        <w:pStyle w:val="Heading2"/>
-      </w:pPr>
-      <w:r>
-        <w:t>bot-nemotron.py (The Main Agent)</w:t>
-      </w:r>
-    </w:p>
-    <w:p>
-      <w:r>
-        <w:t>This is the PRIMARY entry point. It's the brain of the entire operation. About 500-600 lines of Python that:</w:t>
-      </w:r>
-    </w:p>
-    <w:p>
-      <w:pPr>
-        <w:pStyle w:val="ListBullet"/>
-      </w:pPr>
-      <w:r>
-        <w:t>Imports all the services (STT, LLM, TTS)</w:t>
-      </w:r>
-    </w:p>
-    <w:p>
-      <w:pPr>
-        <w:pStyle w:val="ListBullet"/>
-      </w:pPr>
-      <w:r>
-        <w:t>Defines the LLM system instruction (persona, rules, behaviors)</w:t>
-      </w:r>
-    </w:p>
-    <w:p>
-      <w:pPr>
-        <w:pStyle w:val="ListBullet"/>
-      </w:pPr>
-      <w:r>
-        <w:t>Implements the four main tools as Python async functions</w:t>
-      </w:r>
-    </w:p>
-    <w:p>
-      <w:pPr>
-        <w:pStyle w:val="ListBullet"/>
-      </w:pPr>
-      <w:r>
-        <w:t>Manages the call state (verification status, refill history, etc.)</w:t>
-      </w:r>
-    </w:p>
-    <w:p>
-      <w:pPr>
-        <w:pStyle w:val="ListBullet"/>
-      </w:pPr>
-      <w:r>
-        <w:t>Orchestrates the pipeline with Pipecat</w:t>
-      </w:r>
-    </w:p>
-    <w:p/>
-    <w:p>
-      <w:pPr>
-        <w:pStyle w:val="Heading3"/>
-      </w:pPr>
-      <w:r>
-        <w:t>Key Components Inside bot-nemotron.py:</w:t>
-      </w:r>
-    </w:p>
-    <w:p>
-      <w:r>
-        <w:t>🔐 System Instruction:</w:t>
-        <w:br/>
-        <w:t>A long prompt that tells the LLM how to behave. It says things like:</w:t>
-      </w:r>
-    </w:p>
-    <w:p>
-      <w:pPr>
-        <w:pStyle w:val="ListBullet"/>
-      </w:pPr>
-      <w:r>
-        <w:t>"You are a helpful pharmacy assistant"</w:t>
-      </w:r>
-    </w:p>
-    <w:p>
-      <w:pPr>
-        <w:pStyle w:val="ListBullet"/>
-      </w:pPr>
-      <w:r>
-        <w:t>"ALWAYS verify identity first"</w:t>
-      </w:r>
-    </w:p>
-    <w:p>
-      <w:pPr>
-        <w:pStyle w:val="ListBullet"/>
-      </w:pPr>
-      <w:r>
-        <w:t>"Be empathetic and clear"</w:t>
-      </w:r>
-    </w:p>
-    <w:p>
-      <w:pPr>
-        <w:pStyle w:val="ListBullet"/>
-      </w:pPr>
-      <w:r>
-        <w:t>"Support both English and Spanish"</w:t>
-      </w:r>
-    </w:p>
-    <w:p/>
-    <w:p>
-      <w:r>
-        <w:t>📝 Tool Functions:</w:t>
-        <w:br/>
-        <w:t>Four async functions that the LLM can "call" when it needs to do something:</w:t>
-      </w:r>
-    </w:p>
-    <w:p/>
-    <w:p>
-      <w:pPr>
-        <w:pStyle w:val="Heading4"/>
-      </w:pPr>
-      <w:r>
-        <w:t>verify_identity(full_name, date_of_birth)</w:t>
-      </w:r>
-    </w:p>
-    <w:p>
-      <w:r>
-        <w:t>Checks if the caller's name and DOB match pharmacy records. MUST succeed before any other tools work.</w:t>
-      </w:r>
-    </w:p>
-    <w:p>
-      <w:pPr>
-        <w:pStyle w:val="Heading4"/>
-      </w:pPr>
-      <w:r>
-        <w:t>get_prescriptions(full_name)</w:t>
-      </w:r>
-    </w:p>
-    <w:p>
-      <w:r>
-        <w:t>Returns a list of the caller's medications, refills remaining, and pickup status.</w:t>
-      </w:r>
-    </w:p>
-    <w:p>
-      <w:pPr>
-        <w:pStyle w:val="Heading4"/>
-      </w:pPr>
-      <w:r>
-        <w:t>refill_prescription(full_name, drug_name)</w:t>
-      </w:r>
-    </w:p>
-    <w:p>
-      <w:r>
-        <w:t>Processes a refill request. Checks if refills are available and marks the prescription ready.</w:t>
-      </w:r>
-    </w:p>
-    <w:p>
-      <w:pPr>
-        <w:pStyle w:val="Heading4"/>
-      </w:pPr>
-      <w:r>
-        <w:t>end_call()</w:t>
-      </w:r>
-    </w:p>
-    <w:p>
-      <w:r>
-        <w:t>Gracefully ends the conversation.</w:t>
-      </w:r>
-    </w:p>
-    <w:p>
-      <w:pPr>
-        <w:pStyle w:val="Heading2"/>
-      </w:pPr>
-      <w:r>
-        <w:t>mock_backend.py (The "Database")</w:t>
-      </w:r>
-    </w:p>
-    <w:p>
-      <w:r>
-        <w:t>A simple Python dictionary that stores patient data. In a real system, this would query a database, but for the hackathon it's in-memory:</w:t>
-      </w:r>
-    </w:p>
-    <w:p>
-      <w:pPr>
-        <w:pStyle w:val="ListBullet"/>
-      </w:pPr>
-      <w:r>
-        <w:t>Patient records: name, date of birth</w:t>
-      </w:r>
-    </w:p>
-    <w:p>
-      <w:pPr>
-        <w:pStyle w:val="ListBullet"/>
-      </w:pPr>
-      <w:r>
-        <w:t>For each patient: list of prescriptions</w:t>
-      </w:r>
-    </w:p>
-    <w:p>
-      <w:pPr>
-        <w:pStyle w:val="ListBullet"/>
-      </w:pPr>
-      <w:r>
-        <w:t>For each prescription: drug name, refills remaining, ready status</w:t>
-      </w:r>
-    </w:p>
-    <w:p/>
-    <w:p>
-      <w:r>
-        <w:t>This is the FILE TO EDIT if you want to add new patients or change prescription data. To connect to a real database (MySQL, PostgreSQL, etc.), you'd replace this dictionary with API calls.</w:t>
-      </w:r>
-    </w:p>
-    <w:p>
-      <w:pPr>
-        <w:pStyle w:val="Heading2"/>
-      </w:pPr>
-      <w:r>
-        <w:t>language_router.py (Multilingual Support)</w:t>
-      </w:r>
-    </w:p>
-    <w:p>
-      <w:r>
-        <w:t>A custom processor that detects whether the caller wants English or Spanish. It looks for:</w:t>
-      </w:r>
-    </w:p>
-    <w:p>
-      <w:pPr>
-        <w:pStyle w:val="ListBullet"/>
-      </w:pPr>
-      <w:r>
-        <w:t>Explicit keywords: "English", "Spanish", "Español", "Hola"</w:t>
-      </w:r>
-    </w:p>
-    <w:p>
-      <w:pPr>
-        <w:pStyle w:val="ListBullet"/>
-      </w:pPr>
-      <w:r>
-        <w:t>Menu selections: caller presses 1 for English, 2 for Spanish</w:t>
-      </w:r>
-    </w:p>
-    <w:p>
-      <w:pPr>
-        <w:pStyle w:val="ListBullet"/>
-      </w:pPr>
-      <w:r>
-        <w:t>And injects language preference into the LLM context</w:t>
-      </w:r>
-    </w:p>
-    <w:p>
-      <w:pPr>
-        <w:pStyle w:val="Heading2"/>
-      </w:pPr>
-      <w:r>
-        <w:t>nemotron_llm.py (LLM Service)</w:t>
-      </w:r>
-    </w:p>
-    <w:p>
-      <w:r>
-        <w:t>Wraps the NVIDIA Nemotron language model in a way Pipecat understands. If NVIDIA services are unavailable, the system falls back to OpenAI GPT-4 (bot-gpt.py uses this).</w:t>
-      </w:r>
-    </w:p>
-    <w:p>
-      <w:pPr>
-        <w:pStyle w:val="Heading2"/>
-      </w:pPr>
-      <w:r>
-        <w:t>nvidia_stt.py (Custom Speech-to-Text)</w:t>
-      </w:r>
-    </w:p>
-    <w:p>
-      <w:r>
-        <w:t>A custom WebSocket client for NVIDIA's Parakeet STT. This is optional; Gradium STT is the default. You'd use this when NVIDIA STT is available and you want the open-weights advantage.</w:t>
-      </w:r>
-    </w:p>
-    <w:p>
-      <w:pPr>
-        <w:pStyle w:val="Heading2"/>
-      </w:pPr>
-      <w:r>
-        <w:t>video_avatar.py (Optional AI Avatar)</w:t>
-      </w:r>
-    </w:p>
-    <w:p>
-      <w:r>
-        <w:t>Integrates Pipecat's video avatar layer. If enabled, the caller sees a realistic AI face with lip-synced speech. On phone calls, this is disabled automatically.</w:t>
-      </w:r>
-    </w:p>
-    <w:p>
-      <w:r>
-        <w:br w:type="page"/>
-      </w:r>
-    </w:p>
-    <w:p>
-      <w:pPr>
-        <w:pStyle w:val="Heading1"/>
-      </w:pPr>
-      <w:r>
-        <w:t>6. Understanding the Pipeline</w:t>
-      </w:r>
-    </w:p>
-    <w:p>
-      <w:pPr>
-        <w:pStyle w:val="Heading2"/>
-      </w:pPr>
-      <w:r>
-        <w:t>What is a Pipeline?</w:t>
-      </w:r>
-    </w:p>
-    <w:p>
-      <w:r>
-        <w:t>A pipeline is a series of processors that handle frames (units of data) sequentially. In Bayview:</w:t>
-      </w:r>
-    </w:p>
-    <w:p>
-      <w:pPr>
-        <w:pStyle w:val="ListBullet"/>
-      </w:pPr>
-      <w:r>
-        <w:t>Audio frames come in from the caller</w:t>
-      </w:r>
-    </w:p>
-    <w:p>
-      <w:pPr>
-        <w:pStyle w:val="ListBullet"/>
-      </w:pPr>
-      <w:r>
-        <w:t>They flow through STT (audio → text)</w:t>
-      </w:r>
-    </w:p>
-    <w:p>
-      <w:pPr>
-        <w:pStyle w:val="ListBullet"/>
-      </w:pPr>
-      <w:r>
-        <w:t>Then through the LLM (text → action)</w:t>
-      </w:r>
-    </w:p>
-    <w:p>
-      <w:pPr>
-        <w:pStyle w:val="ListBullet"/>
-      </w:pPr>
-      <w:r>
-        <w:t>Then back through TTS (text → audio)</w:t>
-      </w:r>
-    </w:p>
-    <w:p>
-      <w:pPr>
-        <w:pStyle w:val="ListBullet"/>
-      </w:pPr>
-      <w:r>
-        <w:t>And audio frames go back out to the caller</w:t>
-      </w:r>
-    </w:p>
-    <w:p>
-      <w:pPr>
-        <w:pStyle w:val="Heading2"/>
-      </w:pPr>
-      <w:r>
-        <w:t>The Call State Machine</w:t>
-      </w:r>
-    </w:p>
-    <w:p>
-      <w:r>
-        <w:t>Every call has state that persists across multiple messages:</w:t>
-      </w:r>
-    </w:p>
-    <w:p>
-      <w:pPr>
-        <w:pStyle w:val="ListBullet"/>
-      </w:pPr>
-      <w:r>
-        <w:t>verified: Boolean flag. True only after verify_identity() succeeds.</w:t>
-      </w:r>
-    </w:p>
-    <w:p>
-      <w:pPr>
-        <w:pStyle w:val="ListBullet"/>
-      </w:pPr>
-      <w:r>
-        <w:t>verified_name: The caller's name after verification.</w:t>
-      </w:r>
-    </w:p>
-    <w:p>
-      <w:pPr>
-        <w:pStyle w:val="ListBullet"/>
-      </w:pPr>
-      <w:r>
-        <w:t>failed_attempts: Counter for failed identity checks.</w:t>
-      </w:r>
-    </w:p>
-    <w:p/>
-    <w:p>
-      <w:r>
-        <w:t>This state is ISOLATED per call. If two callers are on the line simultaneously, each gets their own copy of the state. This is critical for security and privacy.</w:t>
-      </w:r>
-    </w:p>
-    <w:p>
-      <w:pPr>
-        <w:pStyle w:val="Heading2"/>
-      </w:pPr>
-      <w:r>
-        <w:t>Error Handling &amp; Robustness</w:t>
-      </w:r>
-    </w:p>
-    <w:p>
-      <w:r>
-        <w:t>The agent is built to handle edge cases:</w:t>
-      </w:r>
-    </w:p>
-    <w:p>
-      <w:pPr>
-        <w:pStyle w:val="ListBullet"/>
-      </w:pPr>
-      <w:r>
-        <w:t>Mispronounced names: Normalized and matched tolerantly ("Jane Do" matches "Jane Doe")</w:t>
-      </w:r>
-    </w:p>
-    <w:p>
-      <w:pPr>
-        <w:pStyle w:val="ListBullet"/>
-      </w:pPr>
-      <w:r>
-        <w:t>Spoken dates: Parsed robustly (e.g., "April twelfth, nineteen eighty-five" → "1985-04-12")</w:t>
-      </w:r>
-    </w:p>
-    <w:p>
-      <w:pPr>
-        <w:pStyle w:val="ListBullet"/>
-      </w:pPr>
-      <w:r>
-        <w:t>Failed verification: After 2 attempts, hands off to a human pharmacist</w:t>
-      </w:r>
-    </w:p>
-    <w:p>
-      <w:pPr>
-        <w:pStyle w:val="ListBullet"/>
-      </w:pPr>
-      <w:r>
-        <w:t>Missing drugs: Gracefully reports if a medication isn't found</w:t>
-      </w:r>
-    </w:p>
-    <w:p>
-      <w:r>
-        <w:br w:type="page"/>
-      </w:r>
-    </w:p>
-    <w:p>
-      <w:pPr>
-        <w:pStyle w:val="Heading1"/>
-      </w:pPr>
-      <w:r>
-        <w:t>7. The Tools System</w:t>
-      </w:r>
-    </w:p>
-    <w:p>
-      <w:pPr>
-        <w:pStyle w:val="Heading2"/>
-      </w:pPr>
-      <w:r>
-        <w:t>How Does the LLM Call Tools?</w:t>
-      </w:r>
-    </w:p>
-    <w:p>
-      <w:r>
-        <w:t>The LLM never directly runs Python code. Instead, it works like this:</w:t>
-      </w:r>
-    </w:p>
-    <w:p>
-      <w:pPr>
-        <w:pStyle w:val="ListBullet"/>
-      </w:pPr>
-      <w:r>
-        <w:t>LLM receives a request: "Can I refill my Lisinopril?"</w:t>
-      </w:r>
-    </w:p>
-    <w:p>
-      <w:pPr>
-        <w:pStyle w:val="ListBullet"/>
-      </w:pPr>
-      <w:r>
-        <w:t>LLM recognizes this needs the refill_prescription tool</w:t>
-      </w:r>
-    </w:p>
-    <w:p>
-      <w:pPr>
-        <w:pStyle w:val="ListBullet"/>
-      </w:pPr>
-      <w:r>
-        <w:t>LLM says: "I want to call refill_prescription with drug_name=Lisinopril"</w:t>
-      </w:r>
-    </w:p>
-    <w:p>
-      <w:pPr>
-        <w:pStyle w:val="ListBullet"/>
-      </w:pPr>
-      <w:r>
-        <w:t>Pipecat intercepts that call and runs the Python function</w:t>
-      </w:r>
-    </w:p>
-    <w:p>
-      <w:pPr>
-        <w:pStyle w:val="ListBullet"/>
-      </w:pPr>
-      <w:r>
-        <w:t>The function returns: {"ok": true, "ready_at": "2026-06-03"}</w:t>
-      </w:r>
-    </w:p>
-    <w:p>
-      <w:pPr>
-        <w:pStyle w:val="ListBullet"/>
-      </w:pPr>
-      <w:r>
-        <w:t>LLM receives the result and formulates a spoken response</w:t>
-      </w:r>
-    </w:p>
-    <w:p>
-      <w:pPr>
-        <w:pStyle w:val="Heading2"/>
-      </w:pPr>
-      <w:r>
-        <w:t>Tool Registration</w:t>
-      </w:r>
-    </w:p>
-    <w:p>
-      <w:r>
-        <w:t>Tools are registered in the LLM like this (pseudocode):</w:t>
+        <w:t>git clone https://github.com/quiet-node/yc-voice-agents-hackathon.git</w:t>
       </w:r>
     </w:p>
     <w:p>
@@ -1239,44 +2265,517 @@
           <w:rFonts w:ascii="Courier New" w:hAnsi="Courier New"/>
           <w:sz w:val="20"/>
         </w:rPr>
-        <w:t>llm.register_direct_function(verify_identity)</w:t>
-        <w:br/>
-      </w:r>
+        <w:t>cd yc-voice-agents-hackathon/server</w:t>
+      </w:r>
+    </w:p>
+    <w:p>
       <w:r>
         <w:rPr>
           <w:rFonts w:ascii="Courier New" w:hAnsi="Courier New"/>
           <w:sz w:val="20"/>
         </w:rPr>
-        <w:t>llm.register_direct_function(get_prescriptions)</w:t>
+        <w:t>cp .env.example .env  # Edit .env with your API keys</w:t>
+      </w:r>
+    </w:p>
+    <w:p>
+      <w:pPr>
+        <w:pStyle w:val="Heading2"/>
+      </w:pPr>
+      <w:r>
+        <w:t>Step 2: Install Dependencies</w:t>
+      </w:r>
+    </w:p>
+    <w:p>
+      <w:r>
+        <w:t>Using uv (recommended):</w:t>
+      </w:r>
+    </w:p>
+    <w:p>
+      <w:r>
+        <w:rPr>
+          <w:rFonts w:ascii="Courier New" w:hAnsi="Courier New"/>
+        </w:rPr>
+        <w:t>uv sync</w:t>
+      </w:r>
+    </w:p>
+    <w:p/>
+    <w:p>
+      <w:r>
+        <w:t>Or using pip:</w:t>
+      </w:r>
+    </w:p>
+    <w:p>
+      <w:r>
+        <w:rPr>
+          <w:rFonts w:ascii="Courier New" w:hAnsi="Courier New"/>
+        </w:rPr>
+        <w:t>pip install -r requirements.txt</w:t>
+      </w:r>
+    </w:p>
+    <w:p>
+      <w:pPr>
+        <w:pStyle w:val="Heading2"/>
+      </w:pPr>
+      <w:r>
+        <w:t>Step 3: Start the Bot</w:t>
+      </w:r>
+    </w:p>
+    <w:p>
+      <w:r>
+        <w:t>Using uv:</w:t>
+      </w:r>
+    </w:p>
+    <w:p>
+      <w:r>
+        <w:rPr>
+          <w:rFonts w:ascii="Courier New" w:hAnsi="Courier New"/>
+        </w:rPr>
+        <w:t>uv run bot-nemotron.py</w:t>
+      </w:r>
+    </w:p>
+    <w:p/>
+    <w:p>
+      <w:r>
+        <w:t>Or using Python directly:</w:t>
+      </w:r>
+    </w:p>
+    <w:p>
+      <w:r>
+        <w:rPr>
+          <w:rFonts w:ascii="Courier New" w:hAnsi="Courier New"/>
+        </w:rPr>
+        <w:t>python bot-nemotron.py</w:t>
+      </w:r>
+    </w:p>
+    <w:p/>
+    <w:p>
+      <w:r>
+        <w:t>You should see:</w:t>
+      </w:r>
+    </w:p>
+    <w:p>
+      <w:pPr>
+        <w:pStyle w:val="ListBullet"/>
+      </w:pPr>
+      <w:r>
+        <w:t>INFO:     Started server process [1234]</w:t>
+      </w:r>
+    </w:p>
+    <w:p>
+      <w:pPr>
+        <w:pStyle w:val="ListBullet"/>
+      </w:pPr>
+      <w:r>
+        <w:t>INFO:     Uvicorn running on http://0.0.0.0:7860</w:t>
+      </w:r>
+    </w:p>
+    <w:p>
+      <w:pPr>
+        <w:pStyle w:val="ListBullet"/>
+      </w:pPr>
+      <w:r>
+        <w:t>INFO:     Application startup complete</w:t>
+      </w:r>
+    </w:p>
+    <w:p>
+      <w:pPr>
+        <w:pStyle w:val="Heading2"/>
+      </w:pPr>
+      <w:r>
+        <w:t>Step 4: Open the Pipecat Playground</w:t>
+      </w:r>
+    </w:p>
+    <w:p>
+      <w:r>
+        <w:t>The Pipecat Playground is a built-in test UI at:</w:t>
+      </w:r>
+    </w:p>
+    <w:p>
+      <w:r>
+        <w:rPr>
+          <w:rFonts w:ascii="Courier New" w:hAnsi="Courier New"/>
+        </w:rPr>
+        <w:t>http://localhost:7860</w:t>
+      </w:r>
+    </w:p>
+    <w:p/>
+    <w:p>
+      <w:r>
+        <w:t>Click "Connect" and the playground will stream audio/video to your bot. You can now test the agent by speaking to it.</w:t>
+      </w:r>
+    </w:p>
+    <w:p>
+      <w:pPr>
+        <w:pStyle w:val="Heading2"/>
+      </w:pPr>
+      <w:r>
+        <w:t>Step 5: Test with Sample Patients</w:t>
+      </w:r>
+    </w:p>
+    <w:p>
+      <w:pPr>
+        <w:pStyle w:val="ListBullet"/>
+      </w:pPr>
+      <w:r>
+        <w:t>Jane Doe / 1985-04-12</w:t>
+      </w:r>
+    </w:p>
+    <w:p>
+      <w:pPr>
+        <w:pStyle w:val="ListBullet2"/>
+      </w:pPr>
+      <w:r>
+        <w:t>Meds: Lisinopril (2 refills, ready)</w:t>
+      </w:r>
+    </w:p>
+    <w:p>
+      <w:pPr>
+        <w:pStyle w:val="ListBullet"/>
+      </w:pPr>
+      <w:r>
+        <w:t>John Smith / 1972-09-30</w:t>
+      </w:r>
+    </w:p>
+    <w:p>
+      <w:pPr>
+        <w:pStyle w:val="ListBullet2"/>
+      </w:pPr>
+      <w:r>
+        <w:t>Meds: Metformin (5 refills, not ready)</w:t>
+      </w:r>
+    </w:p>
+    <w:p>
+      <w:pPr>
+        <w:pStyle w:val="ListBullet"/>
+      </w:pPr>
+      <w:r>
+        <w:t>Maria Garcia / 1990-11-23</w:t>
+      </w:r>
+    </w:p>
+    <w:p>
+      <w:pPr>
+        <w:pStyle w:val="ListBullet2"/>
+      </w:pPr>
+      <w:r>
+        <w:t>Meds: Levothyroxine + Albuterol</w:t>
+      </w:r>
+    </w:p>
+    <w:p/>
+    <w:p>
+      <w:r>
+        <w:t>Try these conversations:</w:t>
+      </w:r>
+    </w:p>
+    <w:p>
+      <w:pPr>
+        <w:pStyle w:val="ListBullet"/>
+      </w:pPr>
+      <w:r>
+        <w:t>Correct verification: "Hi, I'm Jane Doe, born April 12th, 1985. Can I refill my Lisinopril?"</w:t>
+      </w:r>
+    </w:p>
+    <w:p>
+      <w:pPr>
+        <w:pStyle w:val="ListBullet"/>
+      </w:pPr>
+      <w:r>
+        <w:t>Verify first: "Can I get my prescriptions?" (should be rejected)</w:t>
+      </w:r>
+    </w:p>
+    <w:p>
+      <w:pPr>
+        <w:pStyle w:val="ListBullet"/>
+      </w:pPr>
+      <w:r>
+        <w:t>Spanish: "Hola, necesito una receta" or press "2" for Spanish</w:t>
+      </w:r>
+    </w:p>
+    <w:p>
+      <w:pPr>
+        <w:pStyle w:val="Heading2"/>
+      </w:pPr>
+      <w:r>
+        <w:t>Troubleshooting Local Dev</w:t>
+      </w:r>
+    </w:p>
+    <w:p>
+      <w:pPr>
+        <w:pStyle w:val="Heading3"/>
+      </w:pPr>
+      <w:r>
+        <w:t>"Address already in use" error</w:t>
+      </w:r>
+    </w:p>
+    <w:p>
+      <w:r>
+        <w:t>Port 7860 is already taken. Kill the old process:</w:t>
+      </w:r>
+    </w:p>
+    <w:p>
+      <w:r>
+        <w:rPr>
+          <w:rFonts w:ascii="Courier New" w:hAnsi="Courier New"/>
+        </w:rPr>
+        <w:t>lsof -i :7860  # Find process ID</w:t>
+      </w:r>
+    </w:p>
+    <w:p>
+      <w:r>
+        <w:rPr>
+          <w:rFonts w:ascii="Courier New" w:hAnsi="Courier New"/>
+        </w:rPr>
+        <w:t>kill -9 &lt;PID&gt;</w:t>
+      </w:r>
+    </w:p>
+    <w:p>
+      <w:pPr>
+        <w:pStyle w:val="Heading3"/>
+      </w:pPr>
+      <w:r>
+        <w:t>Imports fail (Krisp, VAD, etc.)</w:t>
+      </w:r>
+    </w:p>
+    <w:p>
+      <w:r>
+        <w:t>Make sure ENV=local in .env. Without it, Pipecat tries to load Pipecat Cloud-only features (Krisp noise filter) that aren't installed.</w:t>
+      </w:r>
+    </w:p>
+    <w:p>
+      <w:pPr>
+        <w:pStyle w:val="Heading3"/>
+      </w:pPr>
+      <w:r>
+        <w:t>Bot starts but doesn't respond</w:t>
+      </w:r>
+    </w:p>
+    <w:p>
+      <w:r>
+        <w:t>Check:</w:t>
+      </w:r>
+    </w:p>
+    <w:p>
+      <w:pPr>
+        <w:pStyle w:val="ListBullet"/>
+      </w:pPr>
+      <w:r>
+        <w:t>NEMOTRON_LLM_URL and NEMOTRON_ENABLE_THINKING are set correctly</w:t>
+      </w:r>
+    </w:p>
+    <w:p>
+      <w:pPr>
+        <w:pStyle w:val="ListBullet"/>
+      </w:pPr>
+      <w:r>
+        <w:t>NVIDIA endpoints are up and accepting requests</w:t>
+      </w:r>
+    </w:p>
+    <w:p>
+      <w:pPr>
+        <w:pStyle w:val="ListBullet"/>
+      </w:pPr>
+      <w:r>
+        <w:t>Fallback to bot-gpt.py if NVIDIA is unreliable (uses OpenAI GPT-4)</w:t>
+      </w:r>
+    </w:p>
+    <w:p>
+      <w:r>
+        <w:br w:type="page"/>
+      </w:r>
+    </w:p>
+    <w:p>
+      <w:pPr>
+        <w:pStyle w:val="Heading1"/>
+      </w:pPr>
+      <w:r>
+        <w:t>11. Docker &amp; Containerization</w:t>
+      </w:r>
+    </w:p>
+    <w:p>
+      <w:pPr>
+        <w:pStyle w:val="Heading2"/>
+      </w:pPr>
+      <w:r>
+        <w:t>Why Docker?</w:t>
+      </w:r>
+    </w:p>
+    <w:p>
+      <w:r>
+        <w:t>Docker packages the entire application (Python + dependencies + code) into a container. This ensures:</w:t>
+      </w:r>
+    </w:p>
+    <w:p>
+      <w:pPr>
+        <w:pStyle w:val="ListBullet"/>
+      </w:pPr>
+      <w:r>
+        <w:t>Consistency: Runs the same way locally, in CI/CD, and in production</w:t>
+      </w:r>
+    </w:p>
+    <w:p>
+      <w:pPr>
+        <w:pStyle w:val="ListBullet"/>
+      </w:pPr>
+      <w:r>
+        <w:t>Isolation: Doesn't interfere with other apps on the machine</w:t>
+      </w:r>
+    </w:p>
+    <w:p>
+      <w:pPr>
+        <w:pStyle w:val="ListBullet"/>
+      </w:pPr>
+      <w:r>
+        <w:t>Reproducibility: No "works on my machine" surprises</w:t>
+      </w:r>
+    </w:p>
+    <w:p>
+      <w:pPr>
+        <w:pStyle w:val="ListBullet"/>
+      </w:pPr>
+      <w:r>
+        <w:t>Deploying to Pipecat Cloud requires a Docker image</w:t>
+      </w:r>
+    </w:p>
+    <w:p>
+      <w:pPr>
+        <w:pStyle w:val="Heading2"/>
+      </w:pPr>
+      <w:r>
+        <w:t>The Dockerfile</w:t>
+      </w:r>
+    </w:p>
+    <w:p>
+      <w:r>
+        <w:rPr>
+          <w:rFonts w:ascii="Courier New" w:hAnsi="Courier New"/>
+          <w:sz w:val="18"/>
+        </w:rPr>
+        <w:t>FROM dailyco/pipecat-base:latest</w:t>
         <w:br/>
-      </w:r>
+        <w:t xml:space="preserve">    Base image: includes Pipecat, audio codecs, VAD models, etc.</w:t>
+        <w:br/>
+        <w:br/>
+        <w:t>ENV UV_COMPILE_BYTECODE=1</w:t>
+        <w:br/>
+        <w:t xml:space="preserve">    Compile Python to bytecode for faster startup</w:t>
+        <w:br/>
+        <w:br/>
+        <w:t>RUN uv sync --locked</w:t>
+        <w:br/>
+        <w:t xml:space="preserve">    Install Python dependencies from pyproject.toml + uv.lock</w:t>
+        <w:br/>
+        <w:t xml:space="preserve">    (Pipecat Cloud caches this layer for speed)</w:t>
+        <w:br/>
+        <w:br/>
+        <w:t>COPY ./bot-nemotron.py bot.py</w:t>
+        <w:br/>
+        <w:t xml:space="preserve">    Copy the main bot file (Pipecat Cloud runs bot.py)</w:t>
+        <w:br/>
+        <w:br/>
+        <w:t>COPY ./mock_backend.py mock_backend.py</w:t>
+        <w:br/>
+        <w:t>COPY ./nemotron_llm.py nemotron_llm.py</w:t>
+        <w:br/>
+        <w:t>COPY ./nvidia_stt.py nvidia_stt.py</w:t>
+        <w:br/>
+        <w:t>...</w:t>
+        <w:br/>
+        <w:t xml:space="preserve">    Copy all supporting Python modules</w:t>
+      </w:r>
+    </w:p>
+    <w:p>
+      <w:pPr>
+        <w:pStyle w:val="Heading2"/>
+      </w:pPr>
+      <w:r>
+        <w:t>Building the Docker Image Locally</w:t>
+      </w:r>
+    </w:p>
+    <w:p>
+      <w:r>
+        <w:t>From the server/ directory:</w:t>
+      </w:r>
+    </w:p>
+    <w:p>
       <w:r>
         <w:rPr>
           <w:rFonts w:ascii="Courier New" w:hAnsi="Courier New"/>
           <w:sz w:val="20"/>
         </w:rPr>
-        <w:t>llm.register_direct_function(refill_prescription)</w:t>
-        <w:br/>
-      </w:r>
+        <w:t>docker build -t bayview-pharmacy:latest .</w:t>
+      </w:r>
+    </w:p>
+    <w:p/>
+    <w:p>
+      <w:r>
+        <w:t>This:</w:t>
+      </w:r>
+    </w:p>
+    <w:p>
+      <w:pPr>
+        <w:pStyle w:val="ListBullet"/>
+      </w:pPr>
+      <w:r>
+        <w:t>Reads the Dockerfile</w:t>
+      </w:r>
+    </w:p>
+    <w:p>
+      <w:pPr>
+        <w:pStyle w:val="ListBullet"/>
+      </w:pPr>
+      <w:r>
+        <w:t>Downloads the base image (pipecat-base)</w:t>
+      </w:r>
+    </w:p>
+    <w:p>
+      <w:pPr>
+        <w:pStyle w:val="ListBullet"/>
+      </w:pPr>
+      <w:r>
+        <w:t>Installs Python dependencies</w:t>
+      </w:r>
+    </w:p>
+    <w:p>
+      <w:pPr>
+        <w:pStyle w:val="ListBullet"/>
+      </w:pPr>
+      <w:r>
+        <w:t>Copies your code into the container</w:t>
+      </w:r>
+    </w:p>
+    <w:p>
+      <w:pPr>
+        <w:pStyle w:val="ListBullet"/>
+      </w:pPr>
+      <w:r>
+        <w:t>Tags the image as bayview-pharmacy:latest</w:t>
+      </w:r>
+    </w:p>
+    <w:p>
+      <w:pPr>
+        <w:pStyle w:val="Heading2"/>
+      </w:pPr>
+      <w:r>
+        <w:t>Running a Docker Container Locally</w:t>
+      </w:r>
+    </w:p>
+    <w:p>
+      <w:r>
+        <w:t>Basic run (for testing):</w:t>
+      </w:r>
+    </w:p>
+    <w:p>
       <w:r>
         <w:rPr>
           <w:rFonts w:ascii="Courier New" w:hAnsi="Courier New"/>
           <w:sz w:val="20"/>
         </w:rPr>
-        <w:t>llm.register_direct_function(end_call)</w:t>
-      </w:r>
-    </w:p>
-    <w:p>
-      <w:pPr>
-        <w:pStyle w:val="Heading2"/>
-      </w:pPr>
-      <w:r>
-        <w:t>Tool Parameters Matter</w:t>
-      </w:r>
-    </w:p>
-    <w:p>
-      <w:r>
-        <w:t>Each tool has specific parameters that the LLM must provide:</w:t>
+        <w:t>docker run -p 7860:7860 --env-file .env bayview-pharmacy:latest</w:t>
+      </w:r>
+    </w:p>
+    <w:p/>
+    <w:p>
+      <w:r>
+        <w:t>This:</w:t>
       </w:r>
     </w:p>
     <w:p>
@@ -1284,7 +2783,7 @@
         <w:pStyle w:val="ListBullet"/>
       </w:pPr>
       <w:r>
-        <w:t>verify_identity(full_name, date_of_birth)</w:t>
+        <w:t>-p 7860:7860: Maps port 7860 (container) to 7860 (your machine)</w:t>
       </w:r>
     </w:p>
     <w:p>
@@ -1292,7 +2791,7 @@
         <w:pStyle w:val="ListBullet"/>
       </w:pPr>
       <w:r>
-        <w:t>get_prescriptions(full_name)</w:t>
+        <w:t>--env-file .env: Loads environment variables from .env file</w:t>
       </w:r>
     </w:p>
     <w:p>
@@ -1300,481 +2799,13 @@
         <w:pStyle w:val="ListBullet"/>
       </w:pPr>
       <w:r>
-        <w:t>refill_prescription(full_name, drug_name)</w:t>
-      </w:r>
-    </w:p>
-    <w:p>
-      <w:pPr>
-        <w:pStyle w:val="ListBullet"/>
-      </w:pPr>
-      <w:r>
-        <w:t>end_call()</w:t>
+        <w:t>bayview-pharmacy:latest: Runs this image</w:t>
       </w:r>
     </w:p>
     <w:p/>
     <w:p>
       <w:r>
-        <w:t>If the LLM tries to call a tool with wrong parameters, the call fails. This is a built-in safety feature: the system enforces the contract.</w:t>
-      </w:r>
-    </w:p>
-    <w:p>
-      <w:pPr>
-        <w:pStyle w:val="Heading2"/>
-      </w:pPr>
-      <w:r>
-        <w:t>The Verification Guardrail (Most Important!)</w:t>
-      </w:r>
-    </w:p>
-    <w:p>
-      <w:r>
-        <w:t>Here's what makes Bayview "secure": the tools themselves enforce verification.</w:t>
-      </w:r>
-    </w:p>
-    <w:p>
-      <w:pPr>
-        <w:pStyle w:val="ListBullet"/>
-      </w:pPr>
-      <w:r>
-        <w:t>get_prescriptions() checks: "Is the caller verified?"</w:t>
-      </w:r>
-    </w:p>
-    <w:p>
-      <w:pPr>
-        <w:pStyle w:val="ListBullet"/>
-      </w:pPr>
-      <w:r>
-        <w:t>refill_prescription() checks: "Is the caller verified?"</w:t>
-      </w:r>
-    </w:p>
-    <w:p>
-      <w:pPr>
-        <w:pStyle w:val="ListBullet"/>
-      </w:pPr>
-      <w:r>
-        <w:t>Only verify_identity() succeeds without prior verification</w:t>
-      </w:r>
-    </w:p>
-    <w:p/>
-    <w:p>
-      <w:r>
-        <w:t>This means no prompt engineering or trick question can get the LLM to leak prescription data. Even if someone asks "Just tell me one patient's medications", the tool itself refuses unless verify_identity() succeeded first. This is defense in depth.</w:t>
-      </w:r>
-    </w:p>
-    <w:p>
-      <w:r>
-        <w:br w:type="page"/>
-      </w:r>
-    </w:p>
-    <w:p>
-      <w:pPr>
-        <w:pStyle w:val="Heading1"/>
-      </w:pPr>
-      <w:r>
-        <w:t>8. The Self-Healing Loop (Cekura)</w:t>
-      </w:r>
-    </w:p>
-    <w:p>
-      <w:pPr>
-        <w:pStyle w:val="Heading2"/>
-      </w:pPr>
-      <w:r>
-        <w:t>What is Cekura?</w:t>
-      </w:r>
-    </w:p>
-    <w:p>
-      <w:r>
-        <w:t>Cekura is an evaluation platform for AI agents. Think of it like a QA tester that runs automated conversations against the bot and scores how well it does.</w:t>
-      </w:r>
-    </w:p>
-    <w:p>
-      <w:pPr>
-        <w:pStyle w:val="Heading2"/>
-      </w:pPr>
-      <w:r>
-        <w:t>The Problem Without Cekura:</w:t>
-      </w:r>
-    </w:p>
-    <w:p>
-      <w:r>
-        <w:t>Typical workflow:</w:t>
-      </w:r>
-    </w:p>
-    <w:p>
-      <w:pPr>
-        <w:pStyle w:val="ListBullet"/>
-      </w:pPr>
-      <w:r>
-        <w:t>Developer runs bot manually and talks to it</w:t>
-      </w:r>
-    </w:p>
-    <w:p>
-      <w:pPr>
-        <w:pStyle w:val="ListBullet"/>
-      </w:pPr>
-      <w:r>
-        <w:t>Developer thinks "this works great"</w:t>
-      </w:r>
-    </w:p>
-    <w:p>
-      <w:pPr>
-        <w:pStyle w:val="ListBullet"/>
-      </w:pPr>
-      <w:r>
-        <w:t>Deploys to production</w:t>
-      </w:r>
-    </w:p>
-    <w:p>
-      <w:pPr>
-        <w:pStyle w:val="ListBullet"/>
-      </w:pPr>
-      <w:r>
-        <w:t>Gets surprised when callers hit edge cases that break it</w:t>
-      </w:r>
-    </w:p>
-    <w:p>
-      <w:pPr>
-        <w:pStyle w:val="Heading2"/>
-      </w:pPr>
-      <w:r>
-        <w:t>The Solution With Cekura:</w:t>
-      </w:r>
-    </w:p>
-    <w:p>
-      <w:r>
-        <w:t>Bayview automates quality assurance. Here's the self-healing loop (defined in `harness/`):</w:t>
-      </w:r>
-    </w:p>
-    <w:p>
-      <w:pPr>
-        <w:pStyle w:val="ListNumber"/>
-      </w:pPr>
-      <w:r>
-        <w:t>1. Cekura runs test scenarios against the agent</w:t>
-      </w:r>
-    </w:p>
-    <w:p>
-      <w:pPr>
-        <w:pStyle w:val="ListBullet2"/>
-      </w:pPr>
-      <w:r>
-        <w:t>Example: "Verified caller refills medication", "Unverified caller tries to get prescriptions"</w:t>
-      </w:r>
-    </w:p>
-    <w:p>
-      <w:pPr>
-        <w:pStyle w:val="ListNumber"/>
-      </w:pPr>
-      <w:r>
-        <w:t>2. Agent fails a test</w:t>
-      </w:r>
-    </w:p>
-    <w:p>
-      <w:pPr>
-        <w:pStyle w:val="ListBullet2"/>
-      </w:pPr>
-      <w:r>
-        <w:t>Maybe it reveals prescription data before verifying identity</w:t>
-      </w:r>
-    </w:p>
-    <w:p>
-      <w:pPr>
-        <w:pStyle w:val="ListNumber"/>
-      </w:pPr>
-      <w:r>
-        <w:t>3. Webhook fires</w:t>
-      </w:r>
-    </w:p>
-    <w:p>
-      <w:pPr>
-        <w:pStyle w:val="ListBullet2"/>
-      </w:pPr>
-      <w:r>
-        <w:t>Cekura sends a failure notification to webhook_server.py</w:t>
-      </w:r>
-    </w:p>
-    <w:p>
-      <w:pPr>
-        <w:pStyle w:val="ListNumber"/>
-      </w:pPr>
-      <w:r>
-        <w:t>4. GPT-5.5 proposes a patch</w:t>
-      </w:r>
-    </w:p>
-    <w:p>
-      <w:pPr>
-        <w:pStyle w:val="ListBullet2"/>
-      </w:pPr>
-      <w:r>
-        <w:t>The harness asks: "The agent failed this test. Here's the transcript. How should we fix the bot?"</w:t>
-      </w:r>
-    </w:p>
-    <w:p>
-      <w:pPr>
-        <w:pStyle w:val="ListNumber"/>
-      </w:pPr>
-      <w:r>
-        <w:t>5. Patch is applied and deployed</w:t>
-      </w:r>
-    </w:p>
-    <w:p>
-      <w:pPr>
-        <w:pStyle w:val="ListBullet2"/>
-      </w:pPr>
-      <w:r>
-        <w:t>The bot code is updated and redeployed to Pipecat Cloud</w:t>
-      </w:r>
-    </w:p>
-    <w:p>
-      <w:pPr>
-        <w:pStyle w:val="ListNumber"/>
-      </w:pPr>
-      <w:r>
-        <w:t>6. Cekura re-runs the same test</w:t>
-      </w:r>
-    </w:p>
-    <w:p>
-      <w:pPr>
-        <w:pStyle w:val="ListBullet2"/>
-      </w:pPr>
-      <w:r>
-        <w:t>Does the fix work? Did the score improve?</w:t>
-      </w:r>
-    </w:p>
-    <w:p>
-      <w:pPr>
-        <w:pStyle w:val="ListNumber"/>
-      </w:pPr>
-      <w:r>
-        <w:t>7. PR opens (if successful)</w:t>
-      </w:r>
-    </w:p>
-    <w:p>
-      <w:pPr>
-        <w:pStyle w:val="ListBullet2"/>
-      </w:pPr>
-      <w:r>
-        <w:t>Only if the re-run score improves do we open a pull request to merge the fix</w:t>
-      </w:r>
-    </w:p>
-    <w:p>
-      <w:pPr>
-        <w:pStyle w:val="Heading2"/>
-      </w:pPr>
-      <w:r>
-        <w:t>Key Files in the Harness:</w:t>
-      </w:r>
-    </w:p>
-    <w:p>
-      <w:pPr>
-        <w:pStyle w:val="Heading3"/>
-      </w:pPr>
-      <w:r>
-        <w:t>self_heal.py</w:t>
-      </w:r>
-    </w:p>
-    <w:p>
-      <w:r>
-        <w:t>Asks GPT-5.5 for a targeted patch when a test fails</w:t>
-      </w:r>
-    </w:p>
-    <w:p>
-      <w:pPr>
-        <w:pStyle w:val="Heading3"/>
-      </w:pPr>
-      <w:r>
-        <w:t>webhook_server.py</w:t>
-      </w:r>
-    </w:p>
-    <w:p>
-      <w:r>
-        <w:t>Listens for failure notifications from Cekura</w:t>
-      </w:r>
-    </w:p>
-    <w:p>
-      <w:pPr>
-        <w:pStyle w:val="Heading3"/>
-      </w:pPr>
-      <w:r>
-        <w:t>generate_dashboard.py</w:t>
-      </w:r>
-    </w:p>
-    <w:p>
-      <w:r>
-        <w:t>Creates an interactive dashboard showing KPIs, failures, and fix status</w:t>
-      </w:r>
-    </w:p>
-    <w:p>
-      <w:pPr>
-        <w:pStyle w:val="Heading3"/>
-      </w:pPr>
-      <w:r>
-        <w:t>serve_dashboard.py</w:t>
-      </w:r>
-    </w:p>
-    <w:p>
-      <w:r>
-        <w:t>Runs a web server that auto-refreshes with latest Cekura data</w:t>
-      </w:r>
-    </w:p>
-    <w:p>
-      <w:pPr>
-        <w:pStyle w:val="Heading2"/>
-      </w:pPr>
-      <w:r>
-        <w:t>Why This Matters:</w:t>
-      </w:r>
-    </w:p>
-    <w:p>
-      <w:r>
-        <w:t>Traditional agents are like released software: developers hope they're good enough, but bugs appear in production. The Bayview self-healing loop means:</w:t>
-      </w:r>
-    </w:p>
-    <w:p>
-      <w:pPr>
-        <w:pStyle w:val="ListBullet"/>
-      </w:pPr>
-      <w:r>
-        <w:t>Every failure becomes a regression test</w:t>
-      </w:r>
-    </w:p>
-    <w:p>
-      <w:pPr>
-        <w:pStyle w:val="ListBullet"/>
-      </w:pPr>
-      <w:r>
-        <w:t>Fixes are measured, not guessed</w:t>
-      </w:r>
-    </w:p>
-    <w:p>
-      <w:pPr>
-        <w:pStyle w:val="ListBullet"/>
-      </w:pPr>
-      <w:r>
-        <w:t>Only improvements get merged</w:t>
-      </w:r>
-    </w:p>
-    <w:p>
-      <w:pPr>
-        <w:pStyle w:val="ListBullet"/>
-      </w:pPr>
-      <w:r>
-        <w:t>The agent gets continuously smarter</w:t>
-      </w:r>
-    </w:p>
-    <w:p>
-      <w:r>
-        <w:br w:type="page"/>
-      </w:r>
-    </w:p>
-    <w:p>
-      <w:pPr>
-        <w:pStyle w:val="Heading1"/>
-      </w:pPr>
-      <w:r>
-        <w:t>9. Running the Agent</w:t>
-      </w:r>
-    </w:p>
-    <w:p>
-      <w:pPr>
-        <w:pStyle w:val="Heading2"/>
-      </w:pPr>
-      <w:r>
-        <w:t>Prerequisites</w:t>
-      </w:r>
-    </w:p>
-    <w:p>
-      <w:r>
-        <w:t>Python 3.11 or newer</w:t>
-      </w:r>
-    </w:p>
-    <w:p>
-      <w:pPr>
-        <w:pStyle w:val="ListBullet"/>
-      </w:pPr>
-      <w:r>
-        <w:t>A `.env` file with API keys</w:t>
-      </w:r>
-    </w:p>
-    <w:p>
-      <w:pPr>
-        <w:pStyle w:val="Heading2"/>
-      </w:pPr>
-      <w:r>
-        <w:t>Environment Variables You Need (.env)</w:t>
-      </w:r>
-    </w:p>
-    <w:p>
-      <w:r>
-        <w:t>Copy `server/.env.example` to `server/.env` and fill in:</w:t>
-      </w:r>
-    </w:p>
-    <w:p>
-      <w:pPr>
-        <w:pStyle w:val="ListBullet"/>
-      </w:pPr>
-      <w:r>
-        <w:t>GRADIUM_API_KEY: TTS</w:t>
-      </w:r>
-    </w:p>
-    <w:p>
-      <w:pPr>
-        <w:pStyle w:val="ListBullet"/>
-      </w:pPr>
-      <w:r>
-        <w:t>GRADIUM_VOICE_ID: TTS</w:t>
-      </w:r>
-    </w:p>
-    <w:p>
-      <w:pPr>
-        <w:pStyle w:val="ListBullet"/>
-      </w:pPr>
-      <w:r>
-        <w:t>OPENAI_API_KEY: Fallback LLM</w:t>
-      </w:r>
-    </w:p>
-    <w:p>
-      <w:pPr>
-        <w:pStyle w:val="ListBullet"/>
-      </w:pPr>
-      <w:r>
-        <w:t>NVIDIA_ASR_URL: Nemotron STT</w:t>
-      </w:r>
-    </w:p>
-    <w:p>
-      <w:pPr>
-        <w:pStyle w:val="ListBullet"/>
-      </w:pPr>
-      <w:r>
-        <w:t>NEMOTRON_LLM_URL: Nemotron LLM</w:t>
-      </w:r>
-    </w:p>
-    <w:p>
-      <w:pPr>
-        <w:pStyle w:val="ListBullet"/>
-      </w:pPr>
-      <w:r>
-        <w:t>NEMOTRON_LLM_MODEL: Nemotron version</w:t>
-      </w:r>
-    </w:p>
-    <w:p>
-      <w:pPr>
-        <w:pStyle w:val="ListBullet"/>
-      </w:pPr>
-      <w:r>
-        <w:t>ENV: For local dev</w:t>
-      </w:r>
-    </w:p>
-    <w:p>
-      <w:pPr>
-        <w:pStyle w:val="Heading2"/>
-      </w:pPr>
-      <w:r>
-        <w:t>Quickstart: Local Development</w:t>
-      </w:r>
-    </w:p>
-    <w:p>
-      <w:r>
-        <w:t>From the `server/` directory:</w:t>
+        <w:t>Interactive (with bash access for debugging):</w:t>
       </w:r>
     </w:p>
     <w:p>
@@ -1783,7 +2814,15 @@
           <w:rFonts w:ascii="Courier New" w:hAnsi="Courier New"/>
           <w:sz w:val="20"/>
         </w:rPr>
-        <w:t>uv sync  # Install dependencies (first time only)</w:t>
+        <w:t>docker run -it -p 7860:7860 --env-file .env bayview-pharmacy:latest /bin/bash</w:t>
+      </w:r>
+    </w:p>
+    <w:p>
+      <w:pPr>
+        <w:pStyle w:val="Heading2"/>
+      </w:pPr>
+      <w:r>
+        <w:t>Useful Docker Commands</w:t>
       </w:r>
     </w:p>
     <w:p>
@@ -1792,13 +2831,279 @@
           <w:rFonts w:ascii="Courier New" w:hAnsi="Courier New"/>
           <w:sz w:val="20"/>
         </w:rPr>
-        <w:t>uv run bot-nemotron.py  # Start the bot</w:t>
+        <w:t>docker build -t name:tag .</w:t>
+      </w:r>
+    </w:p>
+    <w:p>
+      <w:pPr>
+        <w:pStyle w:val="ListBullet2"/>
+      </w:pPr>
+      <w:r>
+        <w:t>Build image from Dockerfile</w:t>
+      </w:r>
+    </w:p>
+    <w:p>
+      <w:r>
+        <w:rPr>
+          <w:rFonts w:ascii="Courier New" w:hAnsi="Courier New"/>
+          <w:sz w:val="20"/>
+        </w:rPr>
+        <w:t>docker run -p 7860:7860 image:tag</w:t>
+      </w:r>
+    </w:p>
+    <w:p>
+      <w:pPr>
+        <w:pStyle w:val="ListBullet2"/>
+      </w:pPr>
+      <w:r>
+        <w:t>Run container, map port</w:t>
+      </w:r>
+    </w:p>
+    <w:p>
+      <w:r>
+        <w:rPr>
+          <w:rFonts w:ascii="Courier New" w:hAnsi="Courier New"/>
+          <w:sz w:val="20"/>
+        </w:rPr>
+        <w:t>docker ps</w:t>
+      </w:r>
+    </w:p>
+    <w:p>
+      <w:pPr>
+        <w:pStyle w:val="ListBullet2"/>
+      </w:pPr>
+      <w:r>
+        <w:t>List running containers</w:t>
+      </w:r>
+    </w:p>
+    <w:p>
+      <w:r>
+        <w:rPr>
+          <w:rFonts w:ascii="Courier New" w:hAnsi="Courier New"/>
+          <w:sz w:val="20"/>
+        </w:rPr>
+        <w:t>docker logs &lt;CONTAINER_ID&gt;</w:t>
+      </w:r>
+    </w:p>
+    <w:p>
+      <w:pPr>
+        <w:pStyle w:val="ListBullet2"/>
+      </w:pPr>
+      <w:r>
+        <w:t>View container logs</w:t>
+      </w:r>
+    </w:p>
+    <w:p>
+      <w:r>
+        <w:rPr>
+          <w:rFonts w:ascii="Courier New" w:hAnsi="Courier New"/>
+          <w:sz w:val="20"/>
+        </w:rPr>
+        <w:t>docker stop &lt;CONTAINER_ID&gt;</w:t>
+      </w:r>
+    </w:p>
+    <w:p>
+      <w:pPr>
+        <w:pStyle w:val="ListBullet2"/>
+      </w:pPr>
+      <w:r>
+        <w:t>Stop a running container</w:t>
+      </w:r>
+    </w:p>
+    <w:p>
+      <w:r>
+        <w:rPr>
+          <w:rFonts w:ascii="Courier New" w:hAnsi="Courier New"/>
+          <w:sz w:val="20"/>
+        </w:rPr>
+        <w:t>docker rm &lt;CONTAINER_ID&gt;</w:t>
+      </w:r>
+    </w:p>
+    <w:p>
+      <w:pPr>
+        <w:pStyle w:val="ListBullet2"/>
+      </w:pPr>
+      <w:r>
+        <w:t>Remove a stopped container</w:t>
+      </w:r>
+    </w:p>
+    <w:p>
+      <w:r>
+        <w:rPr>
+          <w:rFonts w:ascii="Courier New" w:hAnsi="Courier New"/>
+          <w:sz w:val="20"/>
+        </w:rPr>
+        <w:t>docker rmi image:tag</w:t>
+      </w:r>
+    </w:p>
+    <w:p>
+      <w:pPr>
+        <w:pStyle w:val="ListBullet2"/>
+      </w:pPr>
+      <w:r>
+        <w:t>Delete an image</w:t>
+      </w:r>
+    </w:p>
+    <w:p>
+      <w:r>
+        <w:rPr>
+          <w:rFonts w:ascii="Courier New" w:hAnsi="Courier New"/>
+          <w:sz w:val="20"/>
+        </w:rPr>
+        <w:t>docker exec -it &lt;ID&gt; bash</w:t>
+      </w:r>
+    </w:p>
+    <w:p>
+      <w:pPr>
+        <w:pStyle w:val="ListBullet2"/>
+      </w:pPr>
+      <w:r>
+        <w:t>Open shell in running container</w:t>
+      </w:r>
+    </w:p>
+    <w:p>
+      <w:r>
+        <w:rPr>
+          <w:rFonts w:ascii="Courier New" w:hAnsi="Courier New"/>
+          <w:sz w:val="20"/>
+        </w:rPr>
+        <w:t>docker push user/repo:tag</w:t>
+      </w:r>
+    </w:p>
+    <w:p>
+      <w:pPr>
+        <w:pStyle w:val="ListBullet2"/>
+      </w:pPr>
+      <w:r>
+        <w:t>Push image to Docker Hub (for Cloud)</w:t>
+      </w:r>
+    </w:p>
+    <w:p>
+      <w:r>
+        <w:br w:type="page"/>
+      </w:r>
+    </w:p>
+    <w:p>
+      <w:pPr>
+        <w:pStyle w:val="Heading1"/>
+      </w:pPr>
+      <w:r>
+        <w:t>12. Deploying to Production</w:t>
+      </w:r>
+    </w:p>
+    <w:p>
+      <w:pPr>
+        <w:pStyle w:val="Heading2"/>
+      </w:pPr>
+      <w:r>
+        <w:t>Deployment Targets</w:t>
+      </w:r>
+    </w:p>
+    <w:p>
+      <w:pPr>
+        <w:pStyle w:val="ListBullet"/>
+      </w:pPr>
+      <w:r>
+        <w:t>Pipecat Cloud: Primary (uses Daily.co for infrastructure, auto-scales)</w:t>
+      </w:r>
+    </w:p>
+    <w:p>
+      <w:pPr>
+        <w:pStyle w:val="ListBullet"/>
+      </w:pPr>
+      <w:r>
+        <w:t>Custom VPS: Deploy Docker image to EC2, DigitalOcean, etc.</w:t>
+      </w:r>
+    </w:p>
+    <w:p>
+      <w:pPr>
+        <w:pStyle w:val="ListBullet"/>
+      </w:pPr>
+      <w:r>
+        <w:t>Twilio: Phone gateway (uses WebSocket)</w:t>
+      </w:r>
+    </w:p>
+    <w:p>
+      <w:pPr>
+        <w:pStyle w:val="Heading2"/>
+      </w:pPr>
+      <w:r>
+        <w:t>Option 1: Deploy to Pipecat Cloud (Recommended)</w:t>
+      </w:r>
+    </w:p>
+    <w:p>
+      <w:r>
+        <w:t>This is the easiest path for the hackathon.</w:t>
+      </w:r>
+    </w:p>
+    <w:p>
+      <w:pPr>
+        <w:pStyle w:val="Heading3"/>
+      </w:pPr>
+      <w:r>
+        <w:t>1. Install Pipecat CLI</w:t>
+      </w:r>
+    </w:p>
+    <w:p>
+      <w:r>
+        <w:rPr>
+          <w:rFonts w:ascii="Courier New" w:hAnsi="Courier New"/>
+        </w:rPr>
+        <w:t>uv tool install pipecat-ai-cli</w:t>
+      </w:r>
+    </w:p>
+    <w:p>
+      <w:pPr>
+        <w:pStyle w:val="Heading3"/>
+      </w:pPr>
+      <w:r>
+        <w:t>2. Login</w:t>
+      </w:r>
+    </w:p>
+    <w:p>
+      <w:r>
+        <w:rPr>
+          <w:rFonts w:ascii="Courier New" w:hAnsi="Courier New"/>
+        </w:rPr>
+        <w:t>pc cloud auth login (authenticates with your Pipecat Cloud account)</w:t>
+      </w:r>
+    </w:p>
+    <w:p>
+      <w:pPr>
+        <w:pStyle w:val="Heading3"/>
+      </w:pPr>
+      <w:r>
+        <w:t>3. Create secrets</w:t>
+      </w:r>
+    </w:p>
+    <w:p>
+      <w:r>
+        <w:rPr>
+          <w:rFonts w:ascii="Courier New" w:hAnsi="Courier New"/>
+        </w:rPr>
+        <w:t>pc cloud secrets set config --file .env (uploads API keys securely)</w:t>
+      </w:r>
+    </w:p>
+    <w:p>
+      <w:pPr>
+        <w:pStyle w:val="Heading3"/>
+      </w:pPr>
+      <w:r>
+        <w:t>4. Deploy</w:t>
+      </w:r>
+    </w:p>
+    <w:p>
+      <w:r>
+        <w:rPr>
+          <w:rFonts w:ascii="Courier New" w:hAnsi="Courier New"/>
+        </w:rPr>
+        <w:t>pc cloud deploy (builds Docker image, uploads to Cloud, deploys)</w:t>
       </w:r>
     </w:p>
     <w:p/>
     <w:p>
       <w:r>
-        <w:t>Open http://localhost:7860 (the Pipecat Playground) and click **Connect**. You can now talk to the bot for testing.</w:t>
+        <w:t>The bot will be live at a URL assigned by Pipecat Cloud (e.g., https://agent-xyz.pipecat.ai).</w:t>
       </w:r>
     </w:p>
     <w:p>
@@ -1806,12 +3111,12 @@
         <w:pStyle w:val="Heading2"/>
       </w:pPr>
       <w:r>
-        <w:t>Test Accounts (Mock Data)</w:t>
-      </w:r>
-    </w:p>
-    <w:p>
-      <w:r>
-        <w:t>Use these to test:</w:t>
+        <w:t>Configuration: pcc-deploy.toml</w:t>
+      </w:r>
+    </w:p>
+    <w:p>
+      <w:r>
+        <w:t>Pipecat Cloud reads pcc-deploy.toml to know:</w:t>
       </w:r>
     </w:p>
     <w:p>
@@ -1819,15 +3124,7 @@
         <w:pStyle w:val="ListBullet"/>
       </w:pPr>
       <w:r>
-        <w:t>Jane Doe / 1985-04-12</w:t>
-      </w:r>
-    </w:p>
-    <w:p>
-      <w:pPr>
-        <w:pStyle w:val="ListBullet2"/>
-      </w:pPr>
-      <w:r>
-        <w:t>Medications: Lisinopril 10mg (2 refills, ready)</w:t>
+        <w:t>Entry point: Which Python file to run (bot.py)</w:t>
       </w:r>
     </w:p>
     <w:p>
@@ -1835,15 +3132,7 @@
         <w:pStyle w:val="ListBullet"/>
       </w:pPr>
       <w:r>
-        <w:t>John Smith / 1972-09-30</w:t>
-      </w:r>
-    </w:p>
-    <w:p>
-      <w:pPr>
-        <w:pStyle w:val="ListBullet2"/>
-      </w:pPr>
-      <w:r>
-        <w:t>Medications: Metformin 500mg (5 refills, not ready)</w:t>
+        <w:t>Runtime: Python version, dependencies</w:t>
       </w:r>
     </w:p>
     <w:p>
@@ -1851,15 +3140,23 @@
         <w:pStyle w:val="ListBullet"/>
       </w:pPr>
       <w:r>
-        <w:t>Maria Garcia / 1990-11-23</w:t>
-      </w:r>
-    </w:p>
-    <w:p>
-      <w:pPr>
-        <w:pStyle w:val="ListBullet2"/>
-      </w:pPr>
-      <w:r>
-        <w:t>Medications: Levothyroxine + Albuterol</w:t>
+        <w:t>Secrets: Which environment variables are needed</w:t>
+      </w:r>
+    </w:p>
+    <w:p>
+      <w:r>
+        <w:rPr>
+          <w:rFonts w:ascii="Courier New" w:hAnsi="Courier New"/>
+          <w:sz w:val="18"/>
+        </w:rPr>
+        <w:t>[services]</w:t>
+        <w:br/>
+        <w:t>bot = { run = "python bot.py" }</w:t>
+        <w:br/>
+        <w:br/>
+        <w:t>[secrets]</w:t>
+        <w:br/>
+        <w:t>config = {}  # Reads from PIPECAT_CONFIG_VARS</w:t>
       </w:r>
     </w:p>
     <w:p>
@@ -1867,12 +3164,12 @@
         <w:pStyle w:val="Heading2"/>
       </w:pPr>
       <w:r>
-        <w:t>Deploying to Pipecat Cloud</w:t>
-      </w:r>
-    </w:p>
-    <w:p>
-      <w:r>
-        <w:t>Once tested locally:</w:t>
+        <w:t>Option 2: Deploy to Custom Server (Advanced)</w:t>
+      </w:r>
+    </w:p>
+    <w:p>
+      <w:r>
+        <w:t>If you want full control (or cheaper hosting):</w:t>
       </w:r>
     </w:p>
     <w:p>
@@ -1880,7 +3177,7 @@
         <w:pStyle w:val="ListNumber"/>
       </w:pPr>
       <w:r>
-        <w:t>Install: uv tool install pipecat-ai-cli</w:t>
+        <w:t>Build Docker image locally: docker build -t mybot:latest .</w:t>
       </w:r>
     </w:p>
     <w:p>
@@ -1888,7 +3185,7 @@
         <w:pStyle w:val="ListNumber"/>
       </w:pPr>
       <w:r>
-        <w:t>Login: pc cloud auth login</w:t>
+        <w:t>Push to registry: docker push registry.example.com/mybot:latest</w:t>
       </w:r>
     </w:p>
     <w:p>
@@ -1896,7 +3193,7 @@
         <w:pStyle w:val="ListNumber"/>
       </w:pPr>
       <w:r>
-        <w:t>Upload secrets: pc cloud secrets set config --file .env</w:t>
+        <w:t>SSH into server: ssh user@your-server.com</w:t>
       </w:r>
     </w:p>
     <w:p>
@@ -1904,7 +3201,76 @@
         <w:pStyle w:val="ListNumber"/>
       </w:pPr>
       <w:r>
-        <w:t>Deploy: pc cloud deploy</w:t>
+        <w:t>Pull image: docker pull registry.example.com/mybot:latest</w:t>
+      </w:r>
+    </w:p>
+    <w:p>
+      <w:pPr>
+        <w:pStyle w:val="ListNumber"/>
+      </w:pPr>
+      <w:r>
+        <w:t>Run: docker run -d -p 7860:7860 --env-file .env mybot:latest</w:t>
+      </w:r>
+    </w:p>
+    <w:p>
+      <w:pPr>
+        <w:pStyle w:val="ListNumber"/>
+      </w:pPr>
+      <w:r>
+        <w:t>Set up reverse proxy (nginx) pointing to localhost:7860</w:t>
+      </w:r>
+    </w:p>
+    <w:p>
+      <w:pPr>
+        <w:pStyle w:val="Heading2"/>
+      </w:pPr>
+      <w:r>
+        <w:t>Option 3: Phone Gateway with Twilio</w:t>
+      </w:r>
+    </w:p>
+    <w:p>
+      <w:r>
+        <w:t>To accept PSTN phone calls:</w:t>
+      </w:r>
+    </w:p>
+    <w:p>
+      <w:pPr>
+        <w:pStyle w:val="ListNumber"/>
+      </w:pPr>
+      <w:r>
+        <w:t>Get a Twilio account and phone number</w:t>
+      </w:r>
+    </w:p>
+    <w:p>
+      <w:pPr>
+        <w:pStyle w:val="ListNumber"/>
+      </w:pPr>
+      <w:r>
+        <w:t>Create a TwiML Bin pointing to your agent URL</w:t>
+      </w:r>
+    </w:p>
+    <w:p>
+      <w:pPr>
+        <w:pStyle w:val="ListNumber"/>
+      </w:pPr>
+      <w:r>
+        <w:t>Agent detects Twilio WebSocket connection (bot.py auto-switches transport)</w:t>
+      </w:r>
+    </w:p>
+    <w:p>
+      <w:pPr>
+        <w:pStyle w:val="ListNumber"/>
+      </w:pPr>
+      <w:r>
+        <w:t>Calls routed through Twilio media gateway (8 kHz mu-law audio)</w:t>
+      </w:r>
+    </w:p>
+    <w:p>
+      <w:pPr>
+        <w:pStyle w:val="ListNumber"/>
+      </w:pPr>
+      <w:r>
+        <w:t>Agent responds with voice (video disabled for phone)</w:t>
       </w:r>
     </w:p>
     <w:p>
@@ -1917,7 +3283,7 @@
         <w:pStyle w:val="Heading1"/>
       </w:pPr>
       <w:r>
-        <w:t>10. Extending the Project</w:t>
+        <w:t>13. Extending the Project</w:t>
       </w:r>
     </w:p>
     <w:p>
@@ -1933,12 +3299,12 @@
         <w:pStyle w:val="Heading3"/>
       </w:pPr>
       <w:r>
-        <w:t>A. Adding a New Patient</w:t>
-      </w:r>
-    </w:p>
-    <w:p>
-      <w:r>
-        <w:t>Edit `mock_backend.py`:</w:t>
+        <w:t>A. Adding a New Patient / Medication</w:t>
+      </w:r>
+    </w:p>
+    <w:p>
+      <w:r>
+        <w:t>Edit server/mock_backend.py:</w:t>
       </w:r>
     </w:p>
     <w:p>
@@ -1949,74 +3315,543 @@
         </w:rPr>
         <w:t>PATIENTS = {</w:t>
         <w:br/>
-      </w:r>
+        <w:t xml:space="preserve">    ("new patient name", "YYYY-MM-DD"): {</w:t>
+        <w:br/>
+        <w:t xml:space="preserve">        "id": "p99",</w:t>
+        <w:br/>
+        <w:t xml:space="preserve">        "prescriptions": [</w:t>
+        <w:br/>
+        <w:t xml:space="preserve">            {</w:t>
+        <w:br/>
+        <w:t xml:space="preserve">                "drug": "Your Medication Name",</w:t>
+        <w:br/>
+        <w:t xml:space="preserve">                "refills_remaining": 5,</w:t>
+        <w:br/>
+        <w:t xml:space="preserve">                "ready": True,</w:t>
+        <w:br/>
+        <w:t xml:space="preserve">                "last_filled": "2026-05-20",</w:t>
+        <w:br/>
+        <w:t xml:space="preserve">            },</w:t>
+        <w:br/>
+        <w:t xml:space="preserve">        ],</w:t>
+        <w:br/>
+        <w:t xml:space="preserve">    },</w:t>
+        <w:br/>
+        <w:t>}</w:t>
+      </w:r>
+    </w:p>
+    <w:p>
+      <w:pPr>
+        <w:pStyle w:val="Heading3"/>
+      </w:pPr>
+      <w:r>
+        <w:t>B. Changing the Personality</w:t>
+      </w:r>
+    </w:p>
+    <w:p>
+      <w:r>
+        <w:t>Edit the system_instruction in bot-nemotron.py (top of run_bot function). Change to:</w:t>
+      </w:r>
+    </w:p>
+    <w:p>
+      <w:pPr>
+        <w:pStyle w:val="ListBullet"/>
+      </w:pPr>
+      <w:r>
+        <w:t>Be more formal/casual</w:t>
+      </w:r>
+    </w:p>
+    <w:p>
+      <w:pPr>
+        <w:pStyle w:val="ListBullet"/>
+      </w:pPr>
+      <w:r>
+        <w:t>Speak in different accents or styles</w:t>
+      </w:r>
+    </w:p>
+    <w:p>
+      <w:pPr>
+        <w:pStyle w:val="ListBullet"/>
+      </w:pPr>
+      <w:r>
+        <w:t>Add new behaviors (e.g., always remind about side effects)</w:t>
+      </w:r>
+    </w:p>
+    <w:p>
+      <w:pPr>
+        <w:pStyle w:val="Heading3"/>
+      </w:pPr>
+      <w:r>
+        <w:t>C. Adding a New Tool</w:t>
+      </w:r>
+    </w:p>
+    <w:p>
+      <w:r>
+        <w:t>Example: "schedule_pickup" tool lets patients pick a time to collect meds:</w:t>
+      </w:r>
+    </w:p>
+    <w:p>
+      <w:pPr>
+        <w:pStyle w:val="ListNumber"/>
+      </w:pPr>
+      <w:r>
+        <w:t>1. Define the tool function in bot-nemotron.py:</w:t>
+      </w:r>
+    </w:p>
+    <w:p>
+      <w:pPr>
+        <w:pStyle w:val="ListBullet2"/>
+      </w:pPr>
+      <w:r>
+        <w:t>async def schedule_pickup(params, full_name, preferred_date):</w:t>
+        <w:br/>
+        <w:t xml:space="preserve">    # Your code here</w:t>
+      </w:r>
+    </w:p>
+    <w:p>
+      <w:pPr>
+        <w:pStyle w:val="ListNumber"/>
+      </w:pPr>
+      <w:r>
+        <w:t>2. Register it:</w:t>
+      </w:r>
+    </w:p>
+    <w:p>
+      <w:pPr>
+        <w:pStyle w:val="ListBullet2"/>
+      </w:pPr>
+      <w:r>
+        <w:t>llm.register_direct_function(schedule_pickup)</w:t>
+      </w:r>
+    </w:p>
+    <w:p>
+      <w:pPr>
+        <w:pStyle w:val="ListNumber"/>
+      </w:pPr>
+      <w:r>
+        <w:t>3. Add to ToolsSchema so LLM knows about it:</w:t>
+      </w:r>
+    </w:p>
+    <w:p>
+      <w:pPr>
+        <w:pStyle w:val="ListBullet2"/>
+      </w:pPr>
+      <w:r>
+        <w:t>{function_name: "schedule_pickup", parameters: {...}}</w:t>
+      </w:r>
+    </w:p>
+    <w:p>
+      <w:r>
+        <w:t>4. Test locally, then deploy</w:t>
+      </w:r>
+    </w:p>
+    <w:p>
+      <w:pPr>
+        <w:pStyle w:val="Heading3"/>
+      </w:pPr>
+      <w:r>
+        <w:t>D. Connecting to a Real Database</w:t>
+      </w:r>
+    </w:p>
+    <w:p>
+      <w:r>
+        <w:t>Instead of mock_backend.py dict, query PostgreSQL, MySQL, or an API:</w:t>
+      </w:r>
+    </w:p>
+    <w:p>
+      <w:pPr>
+        <w:pStyle w:val="ListNumber"/>
+      </w:pPr>
+      <w:r>
+        <w:t>Install async database driver (e.g., asyncpg for PostgreSQL)</w:t>
+      </w:r>
+    </w:p>
+    <w:p>
+      <w:pPr>
+        <w:pStyle w:val="ListNumber"/>
+      </w:pPr>
+      <w:r>
+        <w:t>Replace PATIENTS dict with async function that queries the database</w:t>
+      </w:r>
+    </w:p>
+    <w:p>
+      <w:pPr>
+        <w:pStyle w:val="ListNumber"/>
+      </w:pPr>
+      <w:r>
+        <w:t>Update verify_identity(), get_prescriptions(), refill_prescription() to use database</w:t>
+      </w:r>
+    </w:p>
+    <w:p>
+      <w:pPr>
+        <w:pStyle w:val="ListNumber"/>
+      </w:pPr>
+      <w:r>
+        <w:t>Handle errors: connection timeouts, 404s, permission errors</w:t>
+      </w:r>
+    </w:p>
+    <w:p>
+      <w:pPr>
+        <w:pStyle w:val="Heading3"/>
+      </w:pPr>
+      <w:r>
+        <w:t>E. Adding Support for a New Language</w:t>
+      </w:r>
+    </w:p>
+    <w:p>
+      <w:r>
+        <w:t>To add French, German, or another language:</w:t>
+      </w:r>
+    </w:p>
+    <w:p>
+      <w:pPr>
+        <w:pStyle w:val="ListNumber"/>
+      </w:pPr>
+      <w:r>
+        <w:t>Update language_router.py to detect the new language</w:t>
+      </w:r>
+    </w:p>
+    <w:p>
+      <w:pPr>
+        <w:pStyle w:val="ListNumber"/>
+      </w:pPr>
+      <w:r>
+        <w:t>Update the system_instruction to mention the new language</w:t>
+      </w:r>
+    </w:p>
+    <w:p>
+      <w:pPr>
+        <w:pStyle w:val="ListNumber"/>
+      </w:pPr>
+      <w:r>
+        <w:t>Test language selection in the UI (update menu: "1 for English, 2 for Spanish, 3 for French")</w:t>
+      </w:r>
+    </w:p>
+    <w:p>
+      <w:pPr>
+        <w:pStyle w:val="ListNumber"/>
+      </w:pPr>
+      <w:r>
+        <w:t>Deploy and evaluate with Cekura</w:t>
+      </w:r>
+    </w:p>
+    <w:p>
+      <w:pPr>
+        <w:pStyle w:val="Heading2"/>
+      </w:pPr>
+      <w:r>
+        <w:t>Advanced Feature Ideas</w:t>
+      </w:r>
+    </w:p>
+    <w:p>
+      <w:pPr>
+        <w:pStyle w:val="Heading3"/>
+      </w:pPr>
+      <w:r>
+        <w:t>Medication Interaction Checker</w:t>
+      </w:r>
+    </w:p>
+    <w:p>
+      <w:r>
+        <w:t>New tool: check_interactions(medication_list) → returns warnings if drugs interact dangerously.</w:t>
+      </w:r>
+    </w:p>
+    <w:p>
+      <w:pPr>
+        <w:pStyle w:val="Heading3"/>
+      </w:pPr>
+      <w:r>
+        <w:t>Refill History</w:t>
+      </w:r>
+    </w:p>
+    <w:p>
+      <w:r>
+        <w:t>New tool: get_refill_history(drug_name) → shows when the patient last refilled this med, and schedule.</w:t>
+      </w:r>
+    </w:p>
+    <w:p>
+      <w:pPr>
+        <w:pStyle w:val="Heading3"/>
+      </w:pPr>
+      <w:r>
+        <w:t>Dosage Reminders</w:t>
+      </w:r>
+    </w:p>
+    <w:p>
+      <w:r>
+        <w:t>After refill: "Take 1 tablet twice daily with food. Set a phone reminder?"</w:t>
+      </w:r>
+    </w:p>
+    <w:p>
+      <w:pPr>
+        <w:pStyle w:val="Heading3"/>
+      </w:pPr>
+      <w:r>
+        <w:t>Insurance Coverage Check</w:t>
+      </w:r>
+    </w:p>
+    <w:p>
+      <w:r>
+        <w:t>New tool: check_coverage(drug_name, insurance_id) → "This is covered. Your copay is $15."</w:t>
+      </w:r>
+    </w:p>
+    <w:p>
+      <w:pPr>
+        <w:pStyle w:val="Heading3"/>
+      </w:pPr>
+      <w:r>
+        <w:t>Appointment Scheduling</w:t>
+      </w:r>
+    </w:p>
+    <w:p>
+      <w:r>
+        <w:t>Let patients book pharmacist consultations: get_available_slots() → book_appointment()</w:t>
+      </w:r>
+    </w:p>
+    <w:p>
+      <w:pPr>
+        <w:pStyle w:val="Heading2"/>
+      </w:pPr>
+      <w:r>
+        <w:t>Testing Your Changes</w:t>
+      </w:r>
+    </w:p>
+    <w:p>
+      <w:pPr>
+        <w:pStyle w:val="ListNumber"/>
+      </w:pPr>
+      <w:r>
+        <w:t>Make code change</w:t>
+      </w:r>
+    </w:p>
+    <w:p>
+      <w:pPr>
+        <w:pStyle w:val="ListNumber"/>
+      </w:pPr>
+      <w:r>
+        <w:t>Test locally (uv run bot-nemotron.py or python bot.py)</w:t>
+      </w:r>
+    </w:p>
+    <w:p>
+      <w:pPr>
+        <w:pStyle w:val="ListNumber"/>
+      </w:pPr>
+      <w:r>
+        <w:t>Test in Pipecat Playground (http://localhost:7860)</w:t>
+      </w:r>
+    </w:p>
+    <w:p>
+      <w:pPr>
+        <w:pStyle w:val="ListNumber"/>
+      </w:pPr>
+      <w:r>
+        <w:t>Run Cekura scenarios to check for regressions</w:t>
+      </w:r>
+    </w:p>
+    <w:p>
+      <w:pPr>
+        <w:pStyle w:val="ListNumber"/>
+      </w:pPr>
+      <w:r>
+        <w:t>Monitor harness dashboard for failures</w:t>
+      </w:r>
+    </w:p>
+    <w:p>
+      <w:pPr>
+        <w:pStyle w:val="ListNumber"/>
+      </w:pPr>
+      <w:r>
+        <w:t>Deploy to Pipecat Cloud: pc cloud deploy</w:t>
+      </w:r>
+    </w:p>
+    <w:p>
+      <w:r>
+        <w:br w:type="page"/>
+      </w:r>
+    </w:p>
+    <w:p>
+      <w:pPr>
+        <w:pStyle w:val="Heading1"/>
+      </w:pPr>
+      <w:r>
+        <w:t>Conclusion</w:t>
+      </w:r>
+    </w:p>
+    <w:p>
+      <w:r>
+        <w:t>Bayview Pharmacy demonstrates a production-grade AI voice agent. By combining:</w:t>
+      </w:r>
+    </w:p>
+    <w:p>
+      <w:pPr>
+        <w:pStyle w:val="ListBullet"/>
+      </w:pPr>
+      <w:r>
+        <w:t>Robust architecture (Pipecat pipeline with proper error handling)</w:t>
+      </w:r>
+    </w:p>
+    <w:p>
+      <w:pPr>
+        <w:pStyle w:val="ListBullet"/>
+      </w:pPr>
+      <w:r>
+        <w:t>Frontend-backend separation with clear communication protocols</w:t>
+      </w:r>
+    </w:p>
+    <w:p>
+      <w:pPr>
+        <w:pStyle w:val="ListBullet"/>
+      </w:pPr>
+      <w:r>
+        <w:t>Security by code (identity verification enforced in tool functions)</w:t>
+      </w:r>
+    </w:p>
+    <w:p>
+      <w:pPr>
+        <w:pStyle w:val="ListBullet"/>
+      </w:pPr>
+      <w:r>
+        <w:t>Continuous improvement (Cekura self-healing loop)</w:t>
+      </w:r>
+    </w:p>
+    <w:p>
+      <w:pPr>
+        <w:pStyle w:val="ListBullet"/>
+      </w:pPr>
+      <w:r>
+        <w:t>Accessible design (video, gestures, multilingual)</w:t>
+      </w:r>
+    </w:p>
+    <w:p>
+      <w:pPr>
+        <w:pStyle w:val="ListBullet"/>
+      </w:pPr>
+      <w:r>
+        <w:t>Docker containerization for reproducible deployment</w:t>
+      </w:r>
+    </w:p>
+    <w:p/>
+    <w:p>
+      <w:r>
+        <w:t>The result is an agent that can scale from local testing to production with confidence. Every failure is measured and fixed. Every deployment is tested. Security is non-negotiable.</w:t>
+      </w:r>
+    </w:p>
+    <w:p>
+      <w:pPr>
+        <w:pStyle w:val="Heading2"/>
+      </w:pPr>
+      <w:r>
+        <w:t>Quick Reference: Key Commands</w:t>
+      </w:r>
+    </w:p>
+    <w:p>
       <w:r>
         <w:rPr>
           <w:rFonts w:ascii="Courier New" w:hAnsi="Courier New"/>
-          <w:sz w:val="18"/>
+          <w:sz w:val="20"/>
         </w:rPr>
-        <w:t xml:space="preserve">    ("new patient", "1980-05-15"): {</w:t>
-        <w:br/>
-      </w:r>
+        <w:t>uv sync</w:t>
+      </w:r>
+    </w:p>
+    <w:p>
+      <w:pPr>
+        <w:pStyle w:val="ListBullet2"/>
+      </w:pPr>
+      <w:r>
+        <w:t>Install dependencies</w:t>
+      </w:r>
+    </w:p>
+    <w:p>
       <w:r>
         <w:rPr>
           <w:rFonts w:ascii="Courier New" w:hAnsi="Courier New"/>
-          <w:sz w:val="18"/>
+          <w:sz w:val="20"/>
         </w:rPr>
-        <w:t xml:space="preserve">        "id": "p6",</w:t>
-        <w:br/>
-      </w:r>
+        <w:t>uv run bot-nemotron.py</w:t>
+      </w:r>
+    </w:p>
+    <w:p>
+      <w:pPr>
+        <w:pStyle w:val="ListBullet2"/>
+      </w:pPr>
+      <w:r>
+        <w:t>Start bot locally</w:t>
+      </w:r>
+    </w:p>
+    <w:p>
       <w:r>
         <w:rPr>
           <w:rFonts w:ascii="Courier New" w:hAnsi="Courier New"/>
-          <w:sz w:val="18"/>
+          <w:sz w:val="20"/>
         </w:rPr>
-        <w:t xml:space="preserve">        "prescriptions": [</w:t>
-        <w:br/>
-      </w:r>
+        <w:t>docker build -t bayview .</w:t>
+      </w:r>
+    </w:p>
+    <w:p>
+      <w:pPr>
+        <w:pStyle w:val="ListBullet2"/>
+      </w:pPr>
+      <w:r>
+        <w:t>Build Docker image</w:t>
+      </w:r>
+    </w:p>
+    <w:p>
       <w:r>
         <w:rPr>
           <w:rFonts w:ascii="Courier New" w:hAnsi="Courier New"/>
-          <w:sz w:val="18"/>
+          <w:sz w:val="20"/>
         </w:rPr>
-        <w:t xml:space="preserve">            {"drug": "Your Med", "refills_remaining": 3, "ready": True, "last_filled": "2026-05-20"},</w:t>
-        <w:br/>
-      </w:r>
+        <w:t>docker run -p 7860:7860 --env-file .env bayview</w:t>
+      </w:r>
+    </w:p>
+    <w:p>
+      <w:pPr>
+        <w:pStyle w:val="ListBullet2"/>
+      </w:pPr>
+      <w:r>
+        <w:t>Run Docker container</w:t>
+      </w:r>
+    </w:p>
+    <w:p>
       <w:r>
         <w:rPr>
           <w:rFonts w:ascii="Courier New" w:hAnsi="Courier New"/>
-          <w:sz w:val="18"/>
+          <w:sz w:val="20"/>
         </w:rPr>
-        <w:t xml:space="preserve">        ],</w:t>
-        <w:br/>
-      </w:r>
+        <w:t>pc cloud auth login</w:t>
+      </w:r>
+    </w:p>
+    <w:p>
+      <w:pPr>
+        <w:pStyle w:val="ListBullet2"/>
+      </w:pPr>
+      <w:r>
+        <w:t>Login to Pipecat Cloud</w:t>
+      </w:r>
+    </w:p>
+    <w:p>
       <w:r>
         <w:rPr>
           <w:rFonts w:ascii="Courier New" w:hAnsi="Courier New"/>
-          <w:sz w:val="18"/>
+          <w:sz w:val="20"/>
         </w:rPr>
-        <w:t xml:space="preserve">    },</w:t>
-        <w:br/>
-      </w:r>
-      <w:r>
-        <w:rPr>
-          <w:rFonts w:ascii="Courier New" w:hAnsi="Courier New"/>
-          <w:sz w:val="18"/>
-        </w:rPr>
-        <w:t>}</w:t>
-      </w:r>
-    </w:p>
-    <w:p>
-      <w:pPr>
-        <w:pStyle w:val="Heading3"/>
-      </w:pPr>
-      <w:r>
-        <w:t>B. Changing the System Instruction</w:t>
-      </w:r>
-    </w:p>
-    <w:p>
-      <w:r>
-        <w:t>Edit the `system_instruction` variable in `bot-nemotron.py`. This is the "personality" and ruleset for the agent. Change it to:</w:t>
+        <w:t>pc cloud deploy</w:t>
+      </w:r>
+    </w:p>
+    <w:p>
+      <w:pPr>
+        <w:pStyle w:val="ListBullet2"/>
+      </w:pPr>
+      <w:r>
+        <w:t>Deploy to Pipecat Cloud</w:t>
+      </w:r>
+    </w:p>
+    <w:p>
+      <w:pPr>
+        <w:pStyle w:val="Heading2"/>
+      </w:pPr>
+      <w:r>
+        <w:t>Next Steps</w:t>
       </w:r>
     </w:p>
     <w:p>
@@ -2024,7 +3859,7 @@
         <w:pStyle w:val="ListBullet"/>
       </w:pPr>
       <w:r>
-        <w:t>Sound more/less formal</w:t>
+        <w:t>Read CLAUDE.md for hackathon conventions and gotchas</w:t>
       </w:r>
     </w:p>
     <w:p>
@@ -2032,7 +3867,7 @@
         <w:pStyle w:val="ListBullet"/>
       </w:pPr>
       <w:r>
-        <w:t>Add new personality traits</w:t>
+        <w:t>Run locally and test with sample patients</w:t>
       </w:r>
     </w:p>
     <w:p>
@@ -2040,7 +3875,7 @@
         <w:pStyle w:val="ListBullet"/>
       </w:pPr>
       <w:r>
-        <w:t>Change security policies (e.g., require more information before refills)</w:t>
+        <w:t>Explore the codebase: start with bot-nemotron.py</w:t>
       </w:r>
     </w:p>
     <w:p>
@@ -2048,139 +3883,7 @@
         <w:pStyle w:val="ListBullet"/>
       </w:pPr>
       <w:r>
-        <w:t>Support new languages (update language_router.py too)</w:t>
-      </w:r>
-    </w:p>
-    <w:p>
-      <w:pPr>
-        <w:pStyle w:val="Heading3"/>
-      </w:pPr>
-      <w:r>
-        <w:t>C. Adding a New Tool</w:t>
-      </w:r>
-    </w:p>
-    <w:p>
-      <w:r>
-        <w:t>To let the LLM perform a new action (e.g., schedule a refill pickup):</w:t>
-      </w:r>
-    </w:p>
-    <w:p>
-      <w:pPr>
-        <w:pStyle w:val="ListNumber"/>
-      </w:pPr>
-      <w:r>
-        <w:t>Write a new async function in bot-nemotron.py:</w:t>
-      </w:r>
-    </w:p>
-    <w:p>
-      <w:pPr>
-        <w:pStyle w:val="ListNumber"/>
-      </w:pPr>
-      <w:r>
-        <w:t>Register it with llm.register_direct_function()</w:t>
-      </w:r>
-    </w:p>
-    <w:p>
-      <w:pPr>
-        <w:pStyle w:val="ListNumber"/>
-      </w:pPr>
-      <w:r>
-        <w:t>Add it to the ToolsSchema (the LLM's knowledge of available tools)</w:t>
-      </w:r>
-    </w:p>
-    <w:p>
-      <w:pPr>
-        <w:pStyle w:val="ListNumber"/>
-      </w:pPr>
-      <w:r>
-        <w:t>Test it locally using the Playground</w:t>
-      </w:r>
-    </w:p>
-    <w:p>
-      <w:pPr>
-        <w:pStyle w:val="ListNumber"/>
-      </w:pPr>
-      <w:r>
-        <w:t>Deploy and evaluate with Cekura</w:t>
-      </w:r>
-    </w:p>
-    <w:p>
-      <w:pPr>
-        <w:pStyle w:val="Heading3"/>
-      </w:pPr>
-      <w:r>
-        <w:t>D. Connecting to a Real Database</w:t>
-      </w:r>
-    </w:p>
-    <w:p>
-      <w:r>
-        <w:t>Instead of using the mock `PATIENTS` dict, query a real database:</w:t>
-      </w:r>
-    </w:p>
-    <w:p>
-      <w:pPr>
-        <w:pStyle w:val="ListNumber"/>
-      </w:pPr>
-      <w:r>
-        <w:t>Install a database library (e.g., asyncpg for PostgreSQL)</w:t>
-      </w:r>
-    </w:p>
-    <w:p>
-      <w:pPr>
-        <w:pStyle w:val="ListNumber"/>
-      </w:pPr>
-      <w:r>
-        <w:t>Replace the mock_backend.py dict with async database queries</w:t>
-      </w:r>
-    </w:p>
-    <w:p>
-      <w:pPr>
-        <w:pStyle w:val="ListNumber"/>
-      </w:pPr>
-      <w:r>
-        <w:t>Update verify_identity(), get_prescriptions(), and refill_prescription() to use real queries</w:t>
-      </w:r>
-    </w:p>
-    <w:p>
-      <w:pPr>
-        <w:pStyle w:val="ListNumber"/>
-      </w:pPr>
-      <w:r>
-        <w:t>Handle database errors gracefully (network failures, timeouts, etc.)</w:t>
-      </w:r>
-    </w:p>
-    <w:p>
-      <w:pPr>
-        <w:pStyle w:val="Heading3"/>
-      </w:pPr>
-      <w:r>
-        <w:t>E. Changing the TTS Voice</w:t>
-      </w:r>
-    </w:p>
-    <w:p>
-      <w:r>
-        <w:t>Edit the `GRADIUM_VOICE_ID` in `.env`. Different voice IDs produce different voices (male, female, accent, etc.). Check Gradium's documentation for available voices.</w:t>
-      </w:r>
-    </w:p>
-    <w:p>
-      <w:pPr>
-        <w:pStyle w:val="Heading2"/>
-      </w:pPr>
-      <w:r>
-        <w:t>Advanced Extensions:</w:t>
-      </w:r>
-    </w:p>
-    <w:p>
-      <w:pPr>
-        <w:pStyle w:val="Heading3"/>
-      </w:pPr>
-      <w:r>
-        <w:t>New Feature: Medication Interactions Checker</w:t>
-      </w:r>
-    </w:p>
-    <w:p>
-      <w:r>
-        <w:t>Add a new tool that checks if medications interact dangerously:</w:t>
+        <w:t>Build Docker image and test: docker build &amp;&amp; docker run</w:t>
       </w:r>
     </w:p>
     <w:p>
@@ -2188,7 +3891,7 @@
         <w:pStyle w:val="ListBullet"/>
       </w:pPr>
       <w:r>
-        <w:t>Tool name: check_interactions</w:t>
+        <w:t>Try a small customization (add a patient, change persona)</w:t>
       </w:r>
     </w:p>
     <w:p>
@@ -2196,7 +3899,7 @@
         <w:pStyle w:val="ListBullet"/>
       </w:pPr>
       <w:r>
-        <w:t>Parameters: list of drug names</w:t>
+        <w:t>Deploy to Pipecat Cloud and call the live agent</w:t>
       </w:r>
     </w:p>
     <w:p>
@@ -2204,286 +3907,7 @@
         <w:pStyle w:val="ListBullet"/>
       </w:pPr>
       <w:r>
-        <w:t>Returns: warnings if drugs don't mix well</w:t>
-      </w:r>
-    </w:p>
-    <w:p>
-      <w:pPr>
-        <w:pStyle w:val="ListBullet"/>
-      </w:pPr>
-      <w:r>
-        <w:t>Call it before refill approval</w:t>
-      </w:r>
-    </w:p>
-    <w:p>
-      <w:pPr>
-        <w:pStyle w:val="Heading3"/>
-      </w:pPr>
-      <w:r>
-        <w:t>New Feature: Appointment Scheduling</w:t>
-      </w:r>
-    </w:p>
-    <w:p>
-      <w:r>
-        <w:t>Add tools to let patients book pharmacist consultations:</w:t>
-      </w:r>
-    </w:p>
-    <w:p>
-      <w:pPr>
-        <w:pStyle w:val="ListBullet"/>
-      </w:pPr>
-      <w:r>
-        <w:t>Tool: get_available_slots() - returns open appointment times</w:t>
-      </w:r>
-    </w:p>
-    <w:p>
-      <w:pPr>
-        <w:pStyle w:val="ListBullet"/>
-      </w:pPr>
-      <w:r>
-        <w:t>Tool: book_appointment() - schedules a consultation</w:t>
-      </w:r>
-    </w:p>
-    <w:p>
-      <w:pPr>
-        <w:pStyle w:val="Heading3"/>
-      </w:pPr>
-      <w:r>
-        <w:t>New Feature: Multi-Channel Support</w:t>
-      </w:r>
-    </w:p>
-    <w:p>
-      <w:r>
-        <w:t>Extend beyond phone and WebRTC:</w:t>
-      </w:r>
-    </w:p>
-    <w:p>
-      <w:pPr>
-        <w:pStyle w:val="ListBullet"/>
-      </w:pPr>
-      <w:r>
-        <w:t>SMS refill requests (via Twilio SMS)</w:t>
-      </w:r>
-    </w:p>
-    <w:p>
-      <w:pPr>
-        <w:pStyle w:val="ListBullet"/>
-      </w:pPr>
-      <w:r>
-        <w:t>Email confirmations</w:t>
-      </w:r>
-    </w:p>
-    <w:p>
-      <w:pPr>
-        <w:pStyle w:val="ListBullet"/>
-      </w:pPr>
-      <w:r>
-        <w:t>WhatsApp integration</w:t>
-      </w:r>
-    </w:p>
-    <w:p>
-      <w:pPr>
-        <w:pStyle w:val="Heading2"/>
-      </w:pPr>
-      <w:r>
-        <w:t>Testing Your Changes</w:t>
-      </w:r>
-    </w:p>
-    <w:p>
-      <w:r>
-        <w:t>After any code change:</w:t>
-      </w:r>
-    </w:p>
-    <w:p>
-      <w:pPr>
-        <w:pStyle w:val="ListNumber"/>
-      </w:pPr>
-      <w:r>
-        <w:t>Run bot-nemotron.py locally</w:t>
-      </w:r>
-    </w:p>
-    <w:p>
-      <w:pPr>
-        <w:pStyle w:val="ListNumber"/>
-      </w:pPr>
-      <w:r>
-        <w:t>Test through the Pipecat Playground</w:t>
-      </w:r>
-    </w:p>
-    <w:p>
-      <w:pPr>
-        <w:pStyle w:val="ListNumber"/>
-      </w:pPr>
-      <w:r>
-        <w:t>Use Cekura to run automated scenarios</w:t>
-      </w:r>
-    </w:p>
-    <w:p>
-      <w:pPr>
-        <w:pStyle w:val="ListNumber"/>
-      </w:pPr>
-      <w:r>
-        <w:t>Monitor the harness dashboard for failures</w:t>
-      </w:r>
-    </w:p>
-    <w:p>
-      <w:pPr>
-        <w:pStyle w:val="ListNumber"/>
-      </w:pPr>
-      <w:r>
-        <w:t>Deploy to Pipecat Cloud only when tests pass</w:t>
-      </w:r>
-    </w:p>
-    <w:p>
-      <w:r>
-        <w:br w:type="page"/>
-      </w:r>
-    </w:p>
-    <w:p>
-      <w:pPr>
-        <w:pStyle w:val="Heading1"/>
-      </w:pPr>
-      <w:r>
-        <w:t>Conclusion</w:t>
-      </w:r>
-    </w:p>
-    <w:p>
-      <w:r>
-        <w:t>Bayview Pharmacy demonstrates how AI agents can solve real healthcare problems. By combining:</w:t>
-      </w:r>
-    </w:p>
-    <w:p>
-      <w:pPr>
-        <w:pStyle w:val="ListBullet"/>
-      </w:pPr>
-      <w:r>
-        <w:t>Robust voice interfaces (STT + LLM + TTS)</w:t>
-      </w:r>
-    </w:p>
-    <w:p>
-      <w:pPr>
-        <w:pStyle w:val="ListBullet"/>
-      </w:pPr>
-      <w:r>
-        <w:t>Enforced security guarantees (identity verification in code)</w:t>
-      </w:r>
-    </w:p>
-    <w:p>
-      <w:pPr>
-        <w:pStyle w:val="ListBullet"/>
-      </w:pPr>
-      <w:r>
-        <w:t>Continuous improvement loops (Cekura self-healing)</w:t>
-      </w:r>
-    </w:p>
-    <w:p>
-      <w:pPr>
-        <w:pStyle w:val="ListBullet"/>
-      </w:pPr>
-      <w:r>
-        <w:t>Accessibility-first design (video, gestures, multilingual)</w:t>
-      </w:r>
-    </w:p>
-    <w:p/>
-    <w:p>
-      <w:r>
-        <w:t>The project shows that production-grade AI agents aren't guesswork—they're systems where every failure drives measurable improvement, security is non-negotiable, and the whole pipeline is transparent and debuggable.</w:t>
-      </w:r>
-    </w:p>
-    <w:p>
-      <w:pPr>
-        <w:pStyle w:val="Heading2"/>
-      </w:pPr>
-      <w:r>
-        <w:t>Next Steps:</w:t>
-      </w:r>
-    </w:p>
-    <w:p>
-      <w:pPr>
-        <w:pStyle w:val="ListBullet"/>
-      </w:pPr>
-      <w:r>
-        <w:t>Read CLAUDE.md (the hackathon runbook) for additional context</w:t>
-      </w:r>
-    </w:p>
-    <w:p>
-      <w:pPr>
-        <w:pStyle w:val="ListBullet"/>
-      </w:pPr>
-      <w:r>
-        <w:t>Clone the repo and run it locally</w:t>
-      </w:r>
-    </w:p>
-    <w:p>
-      <w:pPr>
-        <w:pStyle w:val="ListBullet"/>
-      </w:pPr>
-      <w:r>
-        <w:t>Experiment with mock_backend.py to add your own patients</w:t>
-      </w:r>
-    </w:p>
-    <w:p>
-      <w:pPr>
-        <w:pStyle w:val="ListBullet"/>
-      </w:pPr>
-      <w:r>
-        <w:t>Call +1 (628) 300-0587 to experience the live agent</w:t>
-      </w:r>
-    </w:p>
-    <w:p>
-      <w:pPr>
-        <w:pStyle w:val="ListBullet"/>
-      </w:pPr>
-      <w:r>
-        <w:t>Review the self-heal harness to understand continuous improvement</w:t>
-      </w:r>
-    </w:p>
-    <w:p>
-      <w:pPr>
-        <w:pStyle w:val="Heading2"/>
-      </w:pPr>
-      <w:r>
-        <w:t>Key Takeaways:</w:t>
-      </w:r>
-    </w:p>
-    <w:p>
-      <w:pPr>
-        <w:pStyle w:val="ListBullet"/>
-      </w:pPr>
-      <w:r>
-        <w:t>AI agents need structure, not just intelligence</w:t>
-      </w:r>
-    </w:p>
-    <w:p>
-      <w:pPr>
-        <w:pStyle w:val="ListBullet"/>
-      </w:pPr>
-      <w:r>
-        <w:t>Security must be code-level, not prompt-level</w:t>
-      </w:r>
-    </w:p>
-    <w:p>
-      <w:pPr>
-        <w:pStyle w:val="ListBullet"/>
-      </w:pPr>
-      <w:r>
-        <w:t>Evaluation drives improvement (measure, don't guess)</w:t>
-      </w:r>
-    </w:p>
-    <w:p>
-      <w:pPr>
-        <w:pStyle w:val="ListBullet"/>
-      </w:pPr>
-      <w:r>
-        <w:t>Accessibility benefits everyone (video, multilingual, clear voice)</w:t>
-      </w:r>
-    </w:p>
-    <w:p>
-      <w:pPr>
-        <w:pStyle w:val="ListBullet"/>
-      </w:pPr>
-      <w:r>
-        <w:t>Production agents need robust error handling and fallbacks</w:t>
+        <w:t>Set up Cekura and harness for continuous improvement</w:t>
       </w:r>
     </w:p>
     <w:sectPr>
